--- a/Rithikha_Resume.docx
+++ b/Rithikha_Resume.docx
@@ -23,7 +23,7 @@
           <w:noProof/>
         </w:rPr>
         <w:drawing>
-          <wp:anchor distT="0" distB="0" distL="114300" distR="114300" simplePos="0" relativeHeight="251664896" behindDoc="0" locked="0" layoutInCell="1" allowOverlap="1" wp14:anchorId="7BA45734" wp14:editId="0D42182B">
+          <wp:anchor distT="0" distB="0" distL="114300" distR="114300" simplePos="0" relativeHeight="487597568" behindDoc="0" locked="0" layoutInCell="1" allowOverlap="1" wp14:anchorId="7BA45734" wp14:editId="0D42182B">
             <wp:simplePos x="0" y="0"/>
             <wp:positionH relativeFrom="column">
               <wp:posOffset>5518150</wp:posOffset>
@@ -73,7 +73,7 @@
           <w:noProof/>
         </w:rPr>
         <w:drawing>
-          <wp:anchor distT="0" distB="0" distL="114300" distR="114300" simplePos="0" relativeHeight="251658752" behindDoc="0" locked="0" layoutInCell="1" allowOverlap="1" wp14:anchorId="6E968DDC" wp14:editId="3D92BA3F">
+          <wp:anchor distT="0" distB="0" distL="114300" distR="114300" simplePos="0" relativeHeight="487595520" behindDoc="0" locked="0" layoutInCell="1" allowOverlap="1" wp14:anchorId="6E968DDC" wp14:editId="3D92BA3F">
             <wp:simplePos x="0" y="0"/>
             <wp:positionH relativeFrom="column">
               <wp:posOffset>4445000</wp:posOffset>
@@ -317,7 +317,7 @@
         <mc:AlternateContent>
           <mc:Choice Requires="wps">
             <w:drawing>
-              <wp:anchor distT="0" distB="0" distL="0" distR="0" simplePos="0" relativeHeight="251651584" behindDoc="1" locked="0" layoutInCell="1" allowOverlap="1" wp14:anchorId="16034A18" wp14:editId="086CD07D">
+              <wp:anchor distT="0" distB="0" distL="0" distR="0" simplePos="0" relativeHeight="251665920" behindDoc="1" locked="0" layoutInCell="1" allowOverlap="1" wp14:anchorId="16034A18" wp14:editId="086CD07D">
                 <wp:simplePos x="0" y="0"/>
                 <wp:positionH relativeFrom="page">
                   <wp:posOffset>365759</wp:posOffset>
@@ -381,7 +381,7 @@
           </mc:Choice>
           <mc:Fallback>
             <w:pict>
-              <v:shape w14:anchorId="4A136417" id="Graphic 11" o:spid="_x0000_s1026" style="position:absolute;margin-left:28.8pt;margin-top:21.45pt;width:553.7pt;height:.1pt;z-index:-251664896;visibility:visible;mso-wrap-style:square;mso-wrap-distance-left:0;mso-wrap-distance-top:0;mso-wrap-distance-right:0;mso-wrap-distance-bottom:0;mso-position-horizontal:absolute;mso-position-horizontal-relative:page;mso-position-vertical:absolute;mso-position-vertical-relative:text;v-text-anchor:top" coordsize="7031990,1270" o:gfxdata="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" path="m,l7031735,e" filled="f" strokeweight=".14039mm">
+              <v:shape w14:anchorId="65A3F9ED" id="Graphic 11" o:spid="_x0000_s1026" style="position:absolute;margin-left:28.8pt;margin-top:21.45pt;width:553.7pt;height:.1pt;z-index:-251650560;visibility:visible;mso-wrap-style:square;mso-wrap-distance-left:0;mso-wrap-distance-top:0;mso-wrap-distance-right:0;mso-wrap-distance-bottom:0;mso-position-horizontal:absolute;mso-position-horizontal-relative:page;mso-position-vertical:absolute;mso-position-vertical-relative:text;v-text-anchor:top" coordsize="7031990,1270" o:gfxdata="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" path="m,l7031735,e" filled="f" strokeweight=".14039mm">
                 <v:path arrowok="t"/>
                 <w10:wrap type="topAndBottom" anchorx="page"/>
               </v:shape>
@@ -771,7 +771,7 @@
           </mc:Choice>
           <mc:Fallback>
             <w:pict>
-              <v:shape w14:anchorId="256F5585" id="Graphic 12" o:spid="_x0000_s1026" style="position:absolute;margin-left:28.8pt;margin-top:22pt;width:553.7pt;height:.1pt;z-index:15732224;visibility:visible;mso-wrap-style:square;mso-wrap-distance-left:0;mso-wrap-distance-top:0;mso-wrap-distance-right:0;mso-wrap-distance-bottom:0;mso-position-horizontal:absolute;mso-position-horizontal-relative:page;mso-position-vertical:absolute;mso-position-vertical-relative:text;v-text-anchor:top" coordsize="7031990,1270" o:gfxdata="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" path="m,l7031735,e" filled="f" strokeweight=".14039mm">
+              <v:shape w14:anchorId="0B25C9FD" id="Graphic 12" o:spid="_x0000_s1026" style="position:absolute;margin-left:28.8pt;margin-top:22pt;width:553.7pt;height:.1pt;z-index:15732224;visibility:visible;mso-wrap-style:square;mso-wrap-distance-left:0;mso-wrap-distance-top:0;mso-wrap-distance-right:0;mso-wrap-distance-bottom:0;mso-position-horizontal:absolute;mso-position-horizontal-relative:page;mso-position-vertical:absolute;mso-position-vertical-relative:text;v-text-anchor:top" coordsize="7031990,1270" o:gfxdata="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" path="m,l7031735,e" filled="f" strokeweight=".14039mm">
                 <v:path arrowok="t"/>
                 <w10:wrap anchorx="page"/>
               </v:shape>
@@ -996,7 +996,6 @@
     </w:p>
     <w:p>
       <w:pPr>
-        <w:pStyle w:val="ListParagraph"/>
         <w:spacing w:line="222" w:lineRule="exact"/>
         <w:rPr>
           <w:rFonts w:ascii="Arial" w:hAnsi="Arial"/>
@@ -1011,6 +1010,945 @@
           <w:cols w:num="3" w:space="330"/>
         </w:sectPr>
       </w:pPr>
+    </w:p>
+    <w:p>
+      <w:pPr>
+        <w:pStyle w:val="Heading1"/>
+        <w:spacing w:before="116"/>
+      </w:pPr>
+      <w:r>
+        <w:rPr>
+          <w:noProof/>
+        </w:rPr>
+        <mc:AlternateContent>
+          <mc:Choice Requires="wps">
+            <w:drawing>
+              <wp:anchor distT="0" distB="0" distL="0" distR="0" simplePos="0" relativeHeight="487599616" behindDoc="1" locked="0" layoutInCell="1" allowOverlap="1" wp14:anchorId="48DDE668" wp14:editId="03DD04BE">
+                <wp:simplePos x="0" y="0"/>
+                <wp:positionH relativeFrom="page">
+                  <wp:posOffset>365759</wp:posOffset>
+                </wp:positionH>
+                <wp:positionV relativeFrom="paragraph">
+                  <wp:posOffset>274517</wp:posOffset>
+                </wp:positionV>
+                <wp:extent cx="7031990" cy="1270"/>
+                <wp:effectExtent l="0" t="0" r="0" b="0"/>
+                <wp:wrapTopAndBottom/>
+                <wp:docPr id="1876277645" name="Graphic 15"/>
+                <wp:cNvGraphicFramePr>
+                  <a:graphicFrameLocks xmlns:a="http://schemas.openxmlformats.org/drawingml/2006/main"/>
+                </wp:cNvGraphicFramePr>
+                <a:graphic xmlns:a="http://schemas.openxmlformats.org/drawingml/2006/main">
+                  <a:graphicData uri="http://schemas.microsoft.com/office/word/2010/wordprocessingShape">
+                    <wps:wsp>
+                      <wps:cNvSpPr>
+                        <a:spLocks/>
+                      </wps:cNvSpPr>
+                      <wps:spPr>
+                        <a:xfrm>
+                          <a:off x="0" y="0"/>
+                          <a:ext cx="7031990" cy="1270"/>
+                        </a:xfrm>
+                        <a:custGeom>
+                          <a:avLst/>
+                          <a:gdLst/>
+                          <a:ahLst/>
+                          <a:cxnLst/>
+                          <a:rect l="l" t="t" r="r" b="b"/>
+                          <a:pathLst>
+                            <a:path w="7031990">
+                              <a:moveTo>
+                                <a:pt x="0" y="0"/>
+                              </a:moveTo>
+                              <a:lnTo>
+                                <a:pt x="7031735" y="0"/>
+                              </a:lnTo>
+                            </a:path>
+                          </a:pathLst>
+                        </a:custGeom>
+                        <a:ln w="5054">
+                          <a:solidFill>
+                            <a:srgbClr val="000000"/>
+                          </a:solidFill>
+                          <a:prstDash val="solid"/>
+                        </a:ln>
+                      </wps:spPr>
+                      <wps:bodyPr wrap="square" lIns="0" tIns="0" rIns="0" bIns="0" rtlCol="0">
+                        <a:prstTxWarp prst="textNoShape">
+                          <a:avLst/>
+                        </a:prstTxWarp>
+                        <a:noAutofit/>
+                      </wps:bodyPr>
+                    </wps:wsp>
+                  </a:graphicData>
+                </a:graphic>
+              </wp:anchor>
+            </w:drawing>
+          </mc:Choice>
+          <mc:Fallback>
+            <w:pict>
+              <v:shape w14:anchorId="7FB54CBE" id="Graphic 15" o:spid="_x0000_s1026" style="position:absolute;margin-left:28.8pt;margin-top:21.6pt;width:553.7pt;height:.1pt;z-index:-15716864;visibility:visible;mso-wrap-style:square;mso-wrap-distance-left:0;mso-wrap-distance-top:0;mso-wrap-distance-right:0;mso-wrap-distance-bottom:0;mso-position-horizontal:absolute;mso-position-horizontal-relative:page;mso-position-vertical:absolute;mso-position-vertical-relative:text;v-text-anchor:top" coordsize="7031990,1270" o:gfxdata="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" path="m,l7031735,e" filled="f" strokeweight=".14039mm">
+                <v:path arrowok="t"/>
+                <w10:wrap type="topAndBottom" anchorx="page"/>
+              </v:shape>
+            </w:pict>
+          </mc:Fallback>
+        </mc:AlternateContent>
+      </w:r>
+      <w:r>
+        <w:rPr>
+          <w:spacing w:val="-2"/>
+          <w:w w:val="120"/>
+        </w:rPr>
+        <w:t>Honors and Industry Programs</w:t>
+      </w:r>
+    </w:p>
+    <w:p>
+      <w:pPr>
+        <w:tabs>
+          <w:tab w:val="left" w:pos="9760"/>
+        </w:tabs>
+        <w:spacing w:before="97"/>
+        <w:ind w:left="216"/>
+        <w:rPr>
+          <w:b/>
+          <w:bCs/>
+        </w:rPr>
+      </w:pPr>
+      <w:r>
+        <w:rPr>
+          <w:b/>
+          <w:bCs/>
+        </w:rPr>
+        <w:t>Visteon Scholar – Visteon Scholar Program</w:t>
+      </w:r>
+      <w:r>
+        <w:rPr>
+          <w:b/>
+          <w:bCs/>
+        </w:rPr>
+        <w:tab/>
+        <w:t>2025 – Present</w:t>
+      </w:r>
+    </w:p>
+    <w:p>
+      <w:pPr>
+        <w:pStyle w:val="ListParagraph"/>
+        <w:numPr>
+          <w:ilvl w:val="1"/>
+          <w:numId w:val="1"/>
+        </w:numPr>
+        <w:tabs>
+          <w:tab w:val="left" w:pos="696"/>
+        </w:tabs>
+        <w:spacing w:before="39" w:line="235" w:lineRule="auto"/>
+        <w:ind w:right="484"/>
+        <w:rPr>
+          <w:w w:val="105"/>
+          <w:sz w:val="20"/>
+        </w:rPr>
+      </w:pPr>
+      <w:r>
+        <w:rPr>
+          <w:w w:val="105"/>
+          <w:sz w:val="20"/>
+        </w:rPr>
+        <w:t>Selected for a competitive industry-led automotive software development program.</w:t>
+      </w:r>
+    </w:p>
+    <w:p>
+      <w:pPr>
+        <w:pStyle w:val="ListParagraph"/>
+        <w:numPr>
+          <w:ilvl w:val="1"/>
+          <w:numId w:val="1"/>
+        </w:numPr>
+        <w:tabs>
+          <w:tab w:val="left" w:pos="696"/>
+        </w:tabs>
+        <w:spacing w:before="39" w:line="235" w:lineRule="auto"/>
+        <w:ind w:right="484"/>
+        <w:rPr>
+          <w:w w:val="105"/>
+          <w:sz w:val="20"/>
+        </w:rPr>
+      </w:pPr>
+      <w:r>
+        <w:rPr>
+          <w:w w:val="105"/>
+          <w:sz w:val="20"/>
+        </w:rPr>
+        <w:t>Undergoing structured training in Embedded Systems, Automotive Electronics, and SDLC.</w:t>
+      </w:r>
+    </w:p>
+    <w:p>
+      <w:pPr>
+        <w:pStyle w:val="ListParagraph"/>
+        <w:numPr>
+          <w:ilvl w:val="1"/>
+          <w:numId w:val="1"/>
+        </w:numPr>
+        <w:tabs>
+          <w:tab w:val="left" w:pos="696"/>
+        </w:tabs>
+        <w:spacing w:before="39" w:line="235" w:lineRule="auto"/>
+        <w:ind w:right="484"/>
+        <w:rPr>
+          <w:w w:val="105"/>
+          <w:sz w:val="20"/>
+        </w:rPr>
+      </w:pPr>
+      <w:r>
+        <w:rPr>
+          <w:w w:val="105"/>
+          <w:sz w:val="20"/>
+        </w:rPr>
+        <w:t>Participating in technical assessments, hackathons, and mentorship sessions.</w:t>
+      </w:r>
+    </w:p>
+    <w:p>
+      <w:pPr>
+        <w:pStyle w:val="Heading1"/>
+        <w:spacing w:before="116"/>
+      </w:pPr>
+      <w:r>
+        <w:rPr>
+          <w:noProof/>
+        </w:rPr>
+        <mc:AlternateContent>
+          <mc:Choice Requires="wps">
+            <w:drawing>
+              <wp:anchor distT="0" distB="0" distL="0" distR="0" simplePos="0" relativeHeight="487601664" behindDoc="1" locked="0" layoutInCell="1" allowOverlap="1" wp14:anchorId="252D7E00" wp14:editId="5D478743">
+                <wp:simplePos x="0" y="0"/>
+                <wp:positionH relativeFrom="page">
+                  <wp:posOffset>365759</wp:posOffset>
+                </wp:positionH>
+                <wp:positionV relativeFrom="paragraph">
+                  <wp:posOffset>274517</wp:posOffset>
+                </wp:positionV>
+                <wp:extent cx="7031990" cy="1270"/>
+                <wp:effectExtent l="0" t="0" r="0" b="0"/>
+                <wp:wrapTopAndBottom/>
+                <wp:docPr id="15" name="Graphic 15"/>
+                <wp:cNvGraphicFramePr>
+                  <a:graphicFrameLocks xmlns:a="http://schemas.openxmlformats.org/drawingml/2006/main"/>
+                </wp:cNvGraphicFramePr>
+                <a:graphic xmlns:a="http://schemas.openxmlformats.org/drawingml/2006/main">
+                  <a:graphicData uri="http://schemas.microsoft.com/office/word/2010/wordprocessingShape">
+                    <wps:wsp>
+                      <wps:cNvSpPr>
+                        <a:spLocks/>
+                      </wps:cNvSpPr>
+                      <wps:spPr>
+                        <a:xfrm>
+                          <a:off x="0" y="0"/>
+                          <a:ext cx="7031990" cy="1270"/>
+                        </a:xfrm>
+                        <a:custGeom>
+                          <a:avLst/>
+                          <a:gdLst/>
+                          <a:ahLst/>
+                          <a:cxnLst/>
+                          <a:rect l="l" t="t" r="r" b="b"/>
+                          <a:pathLst>
+                            <a:path w="7031990">
+                              <a:moveTo>
+                                <a:pt x="0" y="0"/>
+                              </a:moveTo>
+                              <a:lnTo>
+                                <a:pt x="7031735" y="0"/>
+                              </a:lnTo>
+                            </a:path>
+                          </a:pathLst>
+                        </a:custGeom>
+                        <a:ln w="5054">
+                          <a:solidFill>
+                            <a:srgbClr val="000000"/>
+                          </a:solidFill>
+                          <a:prstDash val="solid"/>
+                        </a:ln>
+                      </wps:spPr>
+                      <wps:bodyPr wrap="square" lIns="0" tIns="0" rIns="0" bIns="0" rtlCol="0">
+                        <a:prstTxWarp prst="textNoShape">
+                          <a:avLst/>
+                        </a:prstTxWarp>
+                        <a:noAutofit/>
+                      </wps:bodyPr>
+                    </wps:wsp>
+                  </a:graphicData>
+                </a:graphic>
+              </wp:anchor>
+            </w:drawing>
+          </mc:Choice>
+          <mc:Fallback>
+            <w:pict>
+              <v:shape w14:anchorId="5486E035" id="Graphic 15" o:spid="_x0000_s1026" style="position:absolute;margin-left:28.8pt;margin-top:21.6pt;width:553.7pt;height:.1pt;z-index:-15714816;visibility:visible;mso-wrap-style:square;mso-wrap-distance-left:0;mso-wrap-distance-top:0;mso-wrap-distance-right:0;mso-wrap-distance-bottom:0;mso-position-horizontal:absolute;mso-position-horizontal-relative:page;mso-position-vertical:absolute;mso-position-vertical-relative:text;v-text-anchor:top" coordsize="7031990,1270" o:gfxdata="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" path="m,l7031735,e" filled="f" strokeweight=".14039mm">
+                <v:path arrowok="t"/>
+                <w10:wrap type="topAndBottom" anchorx="page"/>
+              </v:shape>
+            </w:pict>
+          </mc:Fallback>
+        </mc:AlternateContent>
+      </w:r>
+      <w:bookmarkStart w:id="3" w:name="Projects"/>
+      <w:bookmarkEnd w:id="3"/>
+      <w:r>
+        <w:rPr>
+          <w:spacing w:val="-2"/>
+          <w:w w:val="120"/>
+        </w:rPr>
+        <w:t>Projects</w:t>
+      </w:r>
+    </w:p>
+    <w:p>
+      <w:pPr>
+        <w:tabs>
+          <w:tab w:val="left" w:pos="9760"/>
+        </w:tabs>
+        <w:spacing w:before="97"/>
+        <w:ind w:left="216"/>
+        <w:rPr>
+          <w:b/>
+          <w:sz w:val="20"/>
+        </w:rPr>
+      </w:pPr>
+      <w:r>
+        <w:rPr>
+          <w:b/>
+          <w:w w:val="115"/>
+          <w:sz w:val="20"/>
+        </w:rPr>
+        <w:t xml:space="preserve">Manipulation of Robotic </w:t>
+      </w:r>
+      <w:r>
+        <w:rPr>
+          <w:b/>
+          <w:w w:val="115"/>
+          <w:sz w:val="20"/>
+        </w:rPr>
+        <w:t xml:space="preserve">Arm | </w:t>
+      </w:r>
+      <w:r>
+        <w:rPr>
+          <w:b/>
+          <w:i/>
+          <w:iCs/>
+          <w:w w:val="115"/>
+          <w:sz w:val="20"/>
+        </w:rPr>
+        <w:t>ROS1, Python, Arduino IDE</w:t>
+      </w:r>
+      <w:r>
+        <w:rPr>
+          <w:b/>
+          <w:i/>
+          <w:sz w:val="20"/>
+        </w:rPr>
+        <w:t xml:space="preserve">                                                                           </w:t>
+      </w:r>
+      <w:r>
+        <w:rPr>
+          <w:b/>
+          <w:w w:val="115"/>
+          <w:sz w:val="20"/>
+        </w:rPr>
+        <w:t>Mar</w:t>
+      </w:r>
+      <w:r>
+        <w:rPr>
+          <w:b/>
+          <w:spacing w:val="43"/>
+          <w:w w:val="115"/>
+          <w:sz w:val="20"/>
+        </w:rPr>
+        <w:t xml:space="preserve"> </w:t>
+      </w:r>
+      <w:r>
+        <w:rPr>
+          <w:b/>
+          <w:spacing w:val="-4"/>
+          <w:w w:val="115"/>
+          <w:sz w:val="20"/>
+        </w:rPr>
+        <w:t>2025 – Apr 2025</w:t>
+      </w:r>
+    </w:p>
+    <w:p>
+      <w:pPr>
+        <w:pStyle w:val="ListParagraph"/>
+        <w:numPr>
+          <w:ilvl w:val="1"/>
+          <w:numId w:val="1"/>
+        </w:numPr>
+        <w:tabs>
+          <w:tab w:val="left" w:pos="696"/>
+        </w:tabs>
+        <w:spacing w:before="39" w:line="235" w:lineRule="auto"/>
+        <w:ind w:right="484"/>
+        <w:rPr>
+          <w:w w:val="105"/>
+          <w:sz w:val="20"/>
+        </w:rPr>
+      </w:pPr>
+      <w:r>
+        <w:rPr>
+          <w:w w:val="105"/>
+          <w:sz w:val="20"/>
+        </w:rPr>
+        <w:t>Designed a ROS1-based publisher–subscriber architecture to control a multi-joint robotic arm via serial communication with Arduino.</w:t>
+      </w:r>
+    </w:p>
+    <w:p>
+      <w:pPr>
+        <w:pStyle w:val="ListParagraph"/>
+        <w:numPr>
+          <w:ilvl w:val="1"/>
+          <w:numId w:val="1"/>
+        </w:numPr>
+        <w:tabs>
+          <w:tab w:val="left" w:pos="696"/>
+        </w:tabs>
+        <w:spacing w:before="39" w:line="235" w:lineRule="auto"/>
+        <w:ind w:right="484"/>
+        <w:rPr>
+          <w:w w:val="105"/>
+          <w:sz w:val="20"/>
+        </w:rPr>
+      </w:pPr>
+      <w:r>
+        <w:rPr>
+          <w:w w:val="105"/>
+          <w:sz w:val="20"/>
+        </w:rPr>
+        <w:t xml:space="preserve"> Implemented Python ROS nodes for joint command publishing and feedback subscription, enabling real-time angle manipulation and motion testing.</w:t>
+      </w:r>
+    </w:p>
+    <w:p>
+      <w:pPr>
+        <w:pStyle w:val="ListParagraph"/>
+        <w:numPr>
+          <w:ilvl w:val="1"/>
+          <w:numId w:val="1"/>
+        </w:numPr>
+        <w:tabs>
+          <w:tab w:val="left" w:pos="696"/>
+        </w:tabs>
+        <w:spacing w:before="39" w:line="235" w:lineRule="auto"/>
+        <w:ind w:right="484"/>
+        <w:rPr>
+          <w:w w:val="105"/>
+          <w:sz w:val="20"/>
+        </w:rPr>
+      </w:pPr>
+      <w:r>
+        <w:rPr>
+          <w:w w:val="105"/>
+          <w:sz w:val="20"/>
+        </w:rPr>
+        <w:t>Integrated control within a ROS workspace and validated communication latency and actuation responsiveness.</w:t>
+      </w:r>
+    </w:p>
+    <w:p>
+      <w:pPr>
+        <w:pStyle w:val="ListParagraph"/>
+        <w:tabs>
+          <w:tab w:val="left" w:pos="696"/>
+          <w:tab w:val="left" w:pos="9954"/>
+        </w:tabs>
+        <w:spacing w:before="168" w:line="235" w:lineRule="auto"/>
+        <w:ind w:left="216" w:right="484" w:firstLine="0"/>
+        <w:rPr>
+          <w:b/>
+          <w:w w:val="115"/>
+          <w:sz w:val="20"/>
+        </w:rPr>
+      </w:pPr>
+      <w:hyperlink r:id="rId14" w:history="1">
+        <w:r>
+          <w:rPr>
+            <w:rStyle w:val="Hyperlink"/>
+            <w:b/>
+            <w:bCs/>
+            <w:color w:val="000000" w:themeColor="text1"/>
+            <w:w w:val="115"/>
+            <w:sz w:val="20"/>
+            <w:u w:val="none"/>
+          </w:rPr>
+          <w:t>Quiz based To Do List Website for Students</w:t>
+        </w:r>
+      </w:hyperlink>
+      <w:r>
+        <w:rPr>
+          <w:b/>
+          <w:bCs/>
+          <w:spacing w:val="39"/>
+          <w:w w:val="115"/>
+          <w:sz w:val="20"/>
+        </w:rPr>
+        <w:t xml:space="preserve"> </w:t>
+      </w:r>
+      <w:r>
+        <w:rPr>
+          <w:rFonts w:ascii="Times New Roman"/>
+          <w:b/>
+          <w:bCs/>
+          <w:i/>
+          <w:w w:val="115"/>
+          <w:sz w:val="20"/>
+        </w:rPr>
+        <w:t>|</w:t>
+      </w:r>
+      <w:r>
+        <w:rPr>
+          <w:rFonts w:ascii="Times New Roman"/>
+          <w:b/>
+          <w:bCs/>
+          <w:i/>
+          <w:spacing w:val="34"/>
+          <w:w w:val="115"/>
+          <w:sz w:val="20"/>
+        </w:rPr>
+        <w:t xml:space="preserve"> </w:t>
+      </w:r>
+      <w:r>
+        <w:rPr>
+          <w:b/>
+          <w:bCs/>
+          <w:i/>
+          <w:spacing w:val="-2"/>
+          <w:w w:val="115"/>
+          <w:sz w:val="20"/>
+        </w:rPr>
+        <w:t xml:space="preserve">HTML, CSS, JavaScript     </w:t>
+      </w:r>
+      <w:r>
+        <w:rPr>
+          <w:i/>
+          <w:spacing w:val="-2"/>
+          <w:w w:val="115"/>
+          <w:sz w:val="20"/>
+        </w:rPr>
+        <w:t xml:space="preserve">                                          </w:t>
+      </w:r>
+      <w:r>
+        <w:rPr>
+          <w:b/>
+          <w:w w:val="115"/>
+          <w:sz w:val="20"/>
+        </w:rPr>
+        <w:t>Feb 2025 – May 2025</w:t>
+      </w:r>
+      <w:r>
+        <w:rPr>
+          <w:b/>
+          <w:w w:val="115"/>
+          <w:sz w:val="20"/>
+        </w:rPr>
+        <w:t xml:space="preserve">    </w:t>
+      </w:r>
+    </w:p>
+    <w:p>
+      <w:pPr>
+        <w:pStyle w:val="ListParagraph"/>
+        <w:numPr>
+          <w:ilvl w:val="1"/>
+          <w:numId w:val="1"/>
+        </w:numPr>
+        <w:tabs>
+          <w:tab w:val="left" w:pos="696"/>
+        </w:tabs>
+        <w:spacing w:before="39" w:line="235" w:lineRule="auto"/>
+        <w:ind w:right="484"/>
+        <w:rPr>
+          <w:w w:val="105"/>
+          <w:sz w:val="20"/>
+        </w:rPr>
+      </w:pPr>
+      <w:r>
+        <w:rPr>
+          <w:w w:val="105"/>
+          <w:sz w:val="20"/>
+        </w:rPr>
+        <w:t>Developed a gamified task management platform where task completion unlocks quiz-based rewards to improve student engagement.</w:t>
+      </w:r>
+    </w:p>
+    <w:p>
+      <w:pPr>
+        <w:pStyle w:val="ListParagraph"/>
+        <w:numPr>
+          <w:ilvl w:val="1"/>
+          <w:numId w:val="1"/>
+        </w:numPr>
+        <w:tabs>
+          <w:tab w:val="left" w:pos="696"/>
+        </w:tabs>
+        <w:spacing w:before="39" w:line="235" w:lineRule="auto"/>
+        <w:ind w:right="484"/>
+        <w:rPr>
+          <w:w w:val="105"/>
+          <w:sz w:val="20"/>
+        </w:rPr>
+      </w:pPr>
+      <w:r>
+        <w:rPr>
+          <w:w w:val="105"/>
+          <w:sz w:val="20"/>
+        </w:rPr>
+        <w:t>Built responsive front-end architecture using modular JavaScript for task CRUD operations and progress tracking logic.</w:t>
+      </w:r>
+    </w:p>
+    <w:p>
+      <w:pPr>
+        <w:tabs>
+          <w:tab w:val="left" w:pos="696"/>
+        </w:tabs>
+        <w:spacing w:before="39" w:line="235" w:lineRule="auto"/>
+        <w:ind w:right="484"/>
+        <w:rPr>
+          <w:w w:val="105"/>
+          <w:sz w:val="20"/>
+        </w:rPr>
+      </w:pPr>
+      <w:r>
+        <w:rPr>
+          <w:b/>
+          <w:w w:val="115"/>
+          <w:sz w:val="20"/>
+        </w:rPr>
+        <w:t xml:space="preserve">     </w:t>
+      </w:r>
+      <w:r>
+        <w:rPr>
+          <w:b/>
+          <w:w w:val="115"/>
+          <w:sz w:val="20"/>
+        </w:rPr>
+        <w:t>Braille to Text Transcription</w:t>
+      </w:r>
+      <w:r>
+        <w:rPr>
+          <w:rFonts w:asciiTheme="minorHAnsi" w:hAnsiTheme="minorHAnsi" w:cstheme="minorHAnsi"/>
+          <w:b/>
+          <w:iCs/>
+          <w:position w:val="2"/>
+          <w:sz w:val="20"/>
+          <w:szCs w:val="20"/>
+        </w:rPr>
+        <w:t xml:space="preserve"> | </w:t>
+      </w:r>
+      <w:r>
+        <w:rPr>
+          <w:rFonts w:asciiTheme="minorHAnsi" w:hAnsiTheme="minorHAnsi" w:cstheme="minorHAnsi"/>
+          <w:b/>
+          <w:i/>
+          <w:position w:val="2"/>
+          <w:sz w:val="20"/>
+          <w:szCs w:val="20"/>
+        </w:rPr>
+        <w:t>Arduino IDE</w:t>
+      </w:r>
+      <w:r>
+        <w:rPr>
+          <w:rFonts w:asciiTheme="minorHAnsi" w:hAnsiTheme="minorHAnsi" w:cstheme="minorHAnsi"/>
+          <w:b/>
+          <w:iCs/>
+          <w:position w:val="2"/>
+          <w:sz w:val="20"/>
+          <w:szCs w:val="20"/>
+        </w:rPr>
+        <w:t xml:space="preserve">  </w:t>
+      </w:r>
+      <w:r>
+        <w:rPr>
+          <w:rFonts w:asciiTheme="minorHAnsi" w:hAnsiTheme="minorHAnsi" w:cstheme="minorHAnsi"/>
+          <w:iCs/>
+          <w:position w:val="2"/>
+          <w:sz w:val="20"/>
+          <w:szCs w:val="20"/>
+        </w:rPr>
+        <w:t xml:space="preserve">                         </w:t>
+      </w:r>
+      <w:r>
+        <w:rPr>
+          <w:rFonts w:asciiTheme="minorHAnsi" w:hAnsiTheme="minorHAnsi" w:cstheme="minorHAnsi"/>
+          <w:i/>
+          <w:position w:val="2"/>
+          <w:sz w:val="20"/>
+          <w:szCs w:val="20"/>
+        </w:rPr>
+        <w:tab/>
+      </w:r>
+      <w:r>
+        <w:rPr>
+          <w:rFonts w:asciiTheme="minorHAnsi" w:hAnsiTheme="minorHAnsi" w:cstheme="minorHAnsi"/>
+          <w:i/>
+          <w:position w:val="2"/>
+          <w:sz w:val="20"/>
+          <w:szCs w:val="20"/>
+        </w:rPr>
+        <w:tab/>
+      </w:r>
+      <w:r>
+        <w:rPr>
+          <w:rFonts w:asciiTheme="minorHAnsi" w:hAnsiTheme="minorHAnsi" w:cstheme="minorHAnsi"/>
+          <w:i/>
+          <w:position w:val="2"/>
+          <w:sz w:val="20"/>
+          <w:szCs w:val="20"/>
+        </w:rPr>
+        <w:tab/>
+      </w:r>
+      <w:r>
+        <w:rPr>
+          <w:rFonts w:asciiTheme="minorHAnsi" w:hAnsiTheme="minorHAnsi" w:cstheme="minorHAnsi"/>
+          <w:i/>
+          <w:position w:val="2"/>
+          <w:sz w:val="20"/>
+          <w:szCs w:val="20"/>
+        </w:rPr>
+        <w:tab/>
+        <w:t xml:space="preserve">                        </w:t>
+      </w:r>
+      <w:r>
+        <w:rPr>
+          <w:b/>
+          <w:w w:val="115"/>
+          <w:sz w:val="20"/>
+        </w:rPr>
+        <w:t>Feb 2025 – May 2025</w:t>
+      </w:r>
+    </w:p>
+    <w:p>
+      <w:pPr>
+        <w:pStyle w:val="ListParagraph"/>
+        <w:numPr>
+          <w:ilvl w:val="1"/>
+          <w:numId w:val="1"/>
+        </w:numPr>
+        <w:tabs>
+          <w:tab w:val="left" w:pos="696"/>
+        </w:tabs>
+        <w:spacing w:before="39" w:line="235" w:lineRule="auto"/>
+        <w:ind w:right="484"/>
+        <w:rPr>
+          <w:w w:val="105"/>
+          <w:sz w:val="20"/>
+        </w:rPr>
+      </w:pPr>
+      <w:r>
+        <w:rPr>
+          <w:w w:val="105"/>
+          <w:sz w:val="20"/>
+        </w:rPr>
+        <w:t>Designed a wearable haptic glove with six vibration motors to convert digital text into real-time Braille patterns for visually impaired users.</w:t>
+      </w:r>
+    </w:p>
+    <w:p>
+      <w:pPr>
+        <w:pStyle w:val="ListParagraph"/>
+        <w:numPr>
+          <w:ilvl w:val="1"/>
+          <w:numId w:val="1"/>
+        </w:numPr>
+        <w:tabs>
+          <w:tab w:val="left" w:pos="696"/>
+        </w:tabs>
+        <w:spacing w:before="39" w:line="235" w:lineRule="auto"/>
+        <w:ind w:right="484"/>
+        <w:rPr>
+          <w:w w:val="105"/>
+          <w:sz w:val="20"/>
+        </w:rPr>
+      </w:pPr>
+      <w:r>
+        <w:rPr>
+          <w:w w:val="105"/>
+          <w:sz w:val="20"/>
+        </w:rPr>
+        <w:t>Developed a button-based Braille input interface mapped to character encoding logic and displayed decoded output on an LCD module.</w:t>
+      </w:r>
+    </w:p>
+    <w:p>
+      <w:pPr>
+        <w:pStyle w:val="ListParagraph"/>
+        <w:tabs>
+          <w:tab w:val="left" w:pos="696"/>
+          <w:tab w:val="left" w:pos="9954"/>
+        </w:tabs>
+        <w:spacing w:before="168" w:line="235" w:lineRule="auto"/>
+        <w:ind w:left="216" w:right="484" w:firstLine="0"/>
+        <w:rPr>
+          <w:b/>
+          <w:w w:val="115"/>
+          <w:sz w:val="20"/>
+        </w:rPr>
+      </w:pPr>
+      <w:hyperlink r:id="rId15" w:history="1">
+        <w:r>
+          <w:rPr>
+            <w:rStyle w:val="Hyperlink"/>
+            <w:b/>
+            <w:bCs/>
+            <w:color w:val="000000" w:themeColor="text1"/>
+            <w:w w:val="115"/>
+            <w:sz w:val="20"/>
+            <w:u w:val="none"/>
+          </w:rPr>
+          <w:t>CURA – AI Powered Personal Journal</w:t>
+        </w:r>
+      </w:hyperlink>
+      <w:r>
+        <w:rPr>
+          <w:b/>
+          <w:bCs/>
+        </w:rPr>
+        <w:t xml:space="preserve"> | </w:t>
+      </w:r>
+      <w:r>
+        <w:rPr>
+          <w:b/>
+          <w:bCs/>
+          <w:i/>
+          <w:iCs/>
+        </w:rPr>
+        <w:t xml:space="preserve">Flask, Python, OpenAI </w:t>
+      </w:r>
+      <w:r>
+        <w:rPr>
+          <w:b/>
+          <w:bCs/>
+        </w:rPr>
+        <w:t>API</w:t>
+      </w:r>
+      <w:r>
+        <w:rPr>
+          <w:b/>
+          <w:bCs/>
+        </w:rPr>
+        <w:t xml:space="preserve">                                                       </w:t>
+      </w:r>
+      <w:r>
+        <w:rPr>
+          <w:b/>
+          <w:w w:val="115"/>
+          <w:sz w:val="20"/>
+        </w:rPr>
+        <w:t>Aug</w:t>
+      </w:r>
+      <w:r>
+        <w:rPr>
+          <w:b/>
+          <w:w w:val="115"/>
+          <w:sz w:val="20"/>
+        </w:rPr>
+        <w:t xml:space="preserve"> 2025 – Nov 2025</w:t>
+      </w:r>
+      <w:r>
+        <w:rPr>
+          <w:b/>
+          <w:w w:val="115"/>
+          <w:sz w:val="20"/>
+        </w:rPr>
+        <w:t xml:space="preserve">    </w:t>
+      </w:r>
+    </w:p>
+    <w:p>
+      <w:pPr>
+        <w:pStyle w:val="ListParagraph"/>
+        <w:numPr>
+          <w:ilvl w:val="1"/>
+          <w:numId w:val="1"/>
+        </w:numPr>
+        <w:tabs>
+          <w:tab w:val="left" w:pos="696"/>
+        </w:tabs>
+        <w:spacing w:before="39" w:line="235" w:lineRule="auto"/>
+        <w:ind w:right="484"/>
+        <w:rPr>
+          <w:w w:val="105"/>
+          <w:sz w:val="20"/>
+        </w:rPr>
+      </w:pPr>
+      <w:r>
+        <w:rPr>
+          <w:w w:val="105"/>
+          <w:sz w:val="20"/>
+        </w:rPr>
+        <w:t xml:space="preserve">Developed a full-stack wellness application enabling structured journal entry and emotion analysis using </w:t>
+      </w:r>
+      <w:proofErr w:type="spellStart"/>
+      <w:r>
+        <w:rPr>
+          <w:w w:val="105"/>
+          <w:sz w:val="20"/>
+        </w:rPr>
+        <w:t>using</w:t>
+      </w:r>
+      <w:proofErr w:type="spellEnd"/>
+      <w:r>
+        <w:rPr>
+          <w:w w:val="105"/>
+          <w:sz w:val="20"/>
+        </w:rPr>
+        <w:t xml:space="preserve"> polarity-based sentiment scoring models</w:t>
+      </w:r>
+      <w:r>
+        <w:rPr>
+          <w:w w:val="105"/>
+          <w:sz w:val="20"/>
+        </w:rPr>
+        <w:t>.</w:t>
+      </w:r>
+    </w:p>
+    <w:p>
+      <w:pPr>
+        <w:pStyle w:val="ListParagraph"/>
+        <w:numPr>
+          <w:ilvl w:val="1"/>
+          <w:numId w:val="1"/>
+        </w:numPr>
+        <w:tabs>
+          <w:tab w:val="left" w:pos="696"/>
+        </w:tabs>
+        <w:spacing w:before="39" w:line="235" w:lineRule="auto"/>
+        <w:ind w:right="484"/>
+        <w:rPr>
+          <w:w w:val="105"/>
+          <w:sz w:val="20"/>
+        </w:rPr>
+      </w:pPr>
+      <w:r>
+        <w:rPr>
+          <w:w w:val="105"/>
+          <w:sz w:val="20"/>
+        </w:rPr>
+        <w:t>Designed backend workflows in Flask for processing user inputs and generating reflective prompts.</w:t>
+      </w:r>
+    </w:p>
+    <w:p>
+      <w:pPr>
+        <w:pStyle w:val="ListParagraph"/>
+        <w:numPr>
+          <w:ilvl w:val="1"/>
+          <w:numId w:val="1"/>
+        </w:numPr>
+        <w:tabs>
+          <w:tab w:val="left" w:pos="696"/>
+        </w:tabs>
+        <w:spacing w:before="39" w:line="235" w:lineRule="auto"/>
+        <w:ind w:right="484"/>
+        <w:rPr>
+          <w:w w:val="105"/>
+          <w:sz w:val="20"/>
+        </w:rPr>
+      </w:pPr>
+      <w:r>
+        <w:rPr>
+          <w:w w:val="105"/>
+          <w:sz w:val="20"/>
+        </w:rPr>
+        <w:t>Experimented with voice input integration using speech-to-text APIs for future multimodal expansion.</w:t>
+      </w:r>
     </w:p>
     <w:p>
       <w:pPr>
@@ -1088,7 +2026,7 @@
           </mc:Choice>
           <mc:Fallback>
             <w:pict>
-              <v:shape w14:anchorId="7AA31C39" id="Graphic 15" o:spid="_x0000_s1026" style="position:absolute;margin-left:28.8pt;margin-top:21.6pt;width:553.7pt;height:.1pt;z-index:-15723008;visibility:visible;mso-wrap-style:square;mso-wrap-distance-left:0;mso-wrap-distance-top:0;mso-wrap-distance-right:0;mso-wrap-distance-bottom:0;mso-position-horizontal:absolute;mso-position-horizontal-relative:page;mso-position-vertical:absolute;mso-position-vertical-relative:text;v-text-anchor:top" coordsize="7031990,1270" o:gfxdata="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" path="m,l7031735,e" filled="f" strokeweight=".14039mm">
+              <v:shape w14:anchorId="240EB3FC" id="Graphic 15" o:spid="_x0000_s1026" style="position:absolute;margin-left:28.8pt;margin-top:21.6pt;width:553.7pt;height:.1pt;z-index:-15723008;visibility:visible;mso-wrap-style:square;mso-wrap-distance-left:0;mso-wrap-distance-top:0;mso-wrap-distance-right:0;mso-wrap-distance-bottom:0;mso-position-horizontal:absolute;mso-position-horizontal-relative:page;mso-position-vertical:absolute;mso-position-vertical-relative:text;v-text-anchor:top" coordsize="7031990,1270" o:gfxdata="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" path="m,l7031735,e" filled="f" strokeweight=".14039mm">
                 <v:path arrowok="t"/>
                 <w10:wrap type="topAndBottom" anchorx="page"/>
               </v:shape>
@@ -1101,7 +2039,14 @@
           <w:spacing w:val="-2"/>
           <w:w w:val="120"/>
         </w:rPr>
-        <w:t>Certificates</w:t>
+        <w:t>Certificat</w:t>
+      </w:r>
+      <w:r>
+        <w:rPr>
+          <w:spacing w:val="-2"/>
+          <w:w w:val="120"/>
+        </w:rPr>
+        <w:t>ions</w:t>
       </w:r>
     </w:p>
     <w:p>
@@ -1119,7 +2064,7 @@
           <w:lang w:val="en-IN"/>
         </w:rPr>
       </w:pPr>
-      <w:hyperlink r:id="rId14" w:history="1">
+      <w:hyperlink r:id="rId16" w:history="1">
         <w:r>
           <w:rPr>
             <w:rStyle w:val="Hyperlink"/>
@@ -1148,10 +2093,56 @@
     </w:p>
     <w:p>
       <w:pPr>
+        <w:pStyle w:val="ListParagraph"/>
         <w:numPr>
-          <w:ilvl w:val="0"/>
-          <w:numId w:val="5"/>
+          <w:ilvl w:val="1"/>
+          <w:numId w:val="1"/>
         </w:numPr>
+        <w:tabs>
+          <w:tab w:val="left" w:pos="696"/>
+        </w:tabs>
+        <w:spacing w:before="39" w:line="235" w:lineRule="auto"/>
+        <w:ind w:right="484"/>
+        <w:rPr>
+          <w:w w:val="105"/>
+          <w:sz w:val="20"/>
+        </w:rPr>
+      </w:pPr>
+      <w:r>
+        <w:rPr>
+          <w:w w:val="105"/>
+          <w:sz w:val="20"/>
+        </w:rPr>
+        <w:t>Designed a simple and scalable hosting architecture based on Elastic Beanstalk for a client experiencing significant growth and slow response times.</w:t>
+      </w:r>
+    </w:p>
+    <w:p>
+      <w:pPr>
+        <w:pStyle w:val="ListParagraph"/>
+        <w:numPr>
+          <w:ilvl w:val="1"/>
+          <w:numId w:val="1"/>
+        </w:numPr>
+        <w:tabs>
+          <w:tab w:val="left" w:pos="696"/>
+        </w:tabs>
+        <w:spacing w:before="39" w:line="235" w:lineRule="auto"/>
+        <w:ind w:right="484"/>
+        <w:rPr>
+          <w:w w:val="105"/>
+          <w:sz w:val="20"/>
+        </w:rPr>
+      </w:pPr>
+      <w:r>
+        <w:rPr>
+          <w:w w:val="105"/>
+          <w:sz w:val="20"/>
+        </w:rPr>
+        <w:t>Described my proposed architecture in plain language ensuring my client understood how it works and how costs will be calculated for it.</w:t>
+      </w:r>
+    </w:p>
+    <w:p>
+      <w:pPr>
         <w:tabs>
           <w:tab w:val="left" w:pos="9760"/>
         </w:tabs>
@@ -1164,71 +2155,25 @@
       </w:pPr>
       <w:r>
         <w:rPr>
+          <w:b/>
+          <w:bCs/>
           <w:sz w:val="20"/>
           <w:szCs w:val="20"/>
           <w:lang w:val="en-IN"/>
         </w:rPr>
-        <w:t>Designed and simple and scalable hosting architecture based on Elastic Beanstalk for a client experiencing significant growth and slow response times.</w:t>
-      </w:r>
-    </w:p>
-    <w:p>
-      <w:pPr>
-        <w:numPr>
-          <w:ilvl w:val="0"/>
-          <w:numId w:val="5"/>
-        </w:numPr>
-        <w:tabs>
-          <w:tab w:val="left" w:pos="9760"/>
-        </w:tabs>
-        <w:spacing w:before="97"/>
-        <w:rPr>
+        <w:t xml:space="preserve">    </w:t>
+      </w:r>
+      <w:r>
+        <w:rPr>
+          <w:b/>
+          <w:bCs/>
           <w:sz w:val="20"/>
           <w:szCs w:val="20"/>
           <w:lang w:val="en-IN"/>
         </w:rPr>
-      </w:pPr>
-      <w:r>
-        <w:rPr>
-          <w:sz w:val="20"/>
-          <w:szCs w:val="20"/>
-          <w:lang w:val="en-IN"/>
-        </w:rPr>
-        <w:t>Described my proposed architecture in plain language ensuring my client understood how it works and how costs will be calculated for it.</w:t>
-      </w:r>
-    </w:p>
-    <w:p>
-      <w:pPr>
-        <w:tabs>
-          <w:tab w:val="left" w:pos="9760"/>
-        </w:tabs>
-        <w:spacing w:before="97"/>
-        <w:rPr>
-          <w:sz w:val="20"/>
-          <w:szCs w:val="20"/>
-          <w:lang w:val="en-IN"/>
-        </w:rPr>
-      </w:pPr>
-      <w:r>
-        <w:rPr>
-          <w:b/>
-          <w:bCs/>
-          <w:sz w:val="20"/>
-          <w:szCs w:val="20"/>
-          <w:lang w:val="en-IN"/>
-        </w:rPr>
-        <w:t xml:space="preserve">    </w:t>
-      </w:r>
-      <w:r>
-        <w:rPr>
-          <w:b/>
-          <w:bCs/>
-          <w:sz w:val="20"/>
-          <w:szCs w:val="20"/>
-          <w:lang w:val="en-IN"/>
-        </w:rPr>
         <w:t xml:space="preserve"> </w:t>
       </w:r>
-      <w:hyperlink r:id="rId15" w:history="1">
+      <w:hyperlink r:id="rId17" w:history="1">
         <w:r>
           <w:rPr>
             <w:rStyle w:val="Hyperlink"/>
@@ -1246,305 +2191,6 @@
     </w:p>
     <w:p>
       <w:pPr>
-        <w:numPr>
-          <w:ilvl w:val="0"/>
-          <w:numId w:val="6"/>
-        </w:numPr>
-        <w:tabs>
-          <w:tab w:val="left" w:pos="9760"/>
-        </w:tabs>
-        <w:spacing w:before="97"/>
-        <w:rPr>
-          <w:sz w:val="20"/>
-          <w:szCs w:val="20"/>
-          <w:lang w:val="en-IN"/>
-        </w:rPr>
-      </w:pPr>
-      <w:r>
-        <w:rPr>
-          <w:b/>
-          <w:bCs/>
-          <w:sz w:val="20"/>
-          <w:szCs w:val="20"/>
-          <w:lang w:val="en-IN"/>
-        </w:rPr>
-        <w:t>Completed a job simulation involving prompt engineering and GenAI workflow automation for Vista’s Portfolio Operations team.</w:t>
-      </w:r>
-    </w:p>
-    <w:p>
-      <w:pPr>
-        <w:numPr>
-          <w:ilvl w:val="0"/>
-          <w:numId w:val="6"/>
-        </w:numPr>
-        <w:tabs>
-          <w:tab w:val="left" w:pos="9760"/>
-        </w:tabs>
-        <w:spacing w:before="97"/>
-        <w:rPr>
-          <w:sz w:val="20"/>
-          <w:szCs w:val="20"/>
-          <w:lang w:val="en-IN"/>
-        </w:rPr>
-      </w:pPr>
-      <w:r>
-        <w:rPr>
-          <w:b/>
-          <w:bCs/>
-          <w:sz w:val="20"/>
-          <w:szCs w:val="20"/>
-          <w:lang w:val="en-IN"/>
-        </w:rPr>
-        <w:t>Applied Vista’s four-part prompt framework</w:t>
-      </w:r>
-      <w:r>
-        <w:rPr>
-          <w:sz w:val="20"/>
-          <w:szCs w:val="20"/>
-          <w:lang w:val="en-IN"/>
-        </w:rPr>
-        <w:t xml:space="preserve"> (Ask, Context, Examples, Desired Output) to synthesize customer NPS survey feedback into executive-ready insights, improving clarity and relevance of outputs by &gt; 50% through iteration.</w:t>
-      </w:r>
-    </w:p>
-    <w:p>
-      <w:pPr>
-        <w:numPr>
-          <w:ilvl w:val="0"/>
-          <w:numId w:val="6"/>
-        </w:numPr>
-        <w:tabs>
-          <w:tab w:val="left" w:pos="9760"/>
-        </w:tabs>
-        <w:spacing w:before="97"/>
-        <w:rPr>
-          <w:sz w:val="20"/>
-          <w:szCs w:val="20"/>
-          <w:lang w:val="en-IN"/>
-        </w:rPr>
-      </w:pPr>
-      <w:r>
-        <w:rPr>
-          <w:b/>
-          <w:bCs/>
-          <w:sz w:val="20"/>
-          <w:szCs w:val="20"/>
-          <w:lang w:val="en-IN"/>
-        </w:rPr>
-        <w:t>Designed and tested repeatable GenAI workflows</w:t>
-      </w:r>
-      <w:r>
-        <w:rPr>
-          <w:sz w:val="20"/>
-          <w:szCs w:val="20"/>
-          <w:lang w:val="en-IN"/>
-        </w:rPr>
-        <w:t xml:space="preserve"> (news aggregation, data reconciliation, and qualitative insight summarization) using tools such as ChatGPT and Copilot, ensuring accuracy, professional tone, and scalability.</w:t>
-      </w:r>
-    </w:p>
-    <w:p>
-      <w:pPr>
-        <w:numPr>
-          <w:ilvl w:val="0"/>
-          <w:numId w:val="6"/>
-        </w:numPr>
-        <w:tabs>
-          <w:tab w:val="left" w:pos="9760"/>
-        </w:tabs>
-        <w:spacing w:before="97"/>
-        <w:rPr>
-          <w:sz w:val="20"/>
-          <w:szCs w:val="20"/>
-          <w:lang w:val="en-IN"/>
-        </w:rPr>
-      </w:pPr>
-      <w:r>
-        <w:rPr>
-          <w:b/>
-          <w:bCs/>
-          <w:sz w:val="20"/>
-          <w:szCs w:val="20"/>
-          <w:lang w:val="en-IN"/>
-        </w:rPr>
-        <w:t>Evaluated AI-generated outputs for accuracy, tone, and usefulness</w:t>
-      </w:r>
-      <w:r>
-        <w:rPr>
-          <w:sz w:val="20"/>
-          <w:szCs w:val="20"/>
-          <w:lang w:val="en-IN"/>
-        </w:rPr>
-        <w:t>; implemented guardrails and refinement techniques that reduced error rates and increased stakeholder usability of results.</w:t>
-      </w:r>
-    </w:p>
-    <w:p>
-      <w:pPr>
-        <w:pStyle w:val="Heading1"/>
-        <w:spacing w:before="116"/>
-      </w:pPr>
-      <w:r>
-        <w:rPr>
-          <w:noProof/>
-        </w:rPr>
-        <mc:AlternateContent>
-          <mc:Choice Requires="wps">
-            <w:drawing>
-              <wp:anchor distT="0" distB="0" distL="0" distR="0" simplePos="0" relativeHeight="487588864" behindDoc="1" locked="0" layoutInCell="1" allowOverlap="1" wp14:anchorId="3430B6B7" wp14:editId="4BDE649E">
-                <wp:simplePos x="0" y="0"/>
-                <wp:positionH relativeFrom="page">
-                  <wp:posOffset>365759</wp:posOffset>
-                </wp:positionH>
-                <wp:positionV relativeFrom="paragraph">
-                  <wp:posOffset>274517</wp:posOffset>
-                </wp:positionV>
-                <wp:extent cx="7031990" cy="1270"/>
-                <wp:effectExtent l="0" t="0" r="0" b="0"/>
-                <wp:wrapTopAndBottom/>
-                <wp:docPr id="15" name="Graphic 15"/>
-                <wp:cNvGraphicFramePr>
-                  <a:graphicFrameLocks xmlns:a="http://schemas.openxmlformats.org/drawingml/2006/main"/>
-                </wp:cNvGraphicFramePr>
-                <a:graphic xmlns:a="http://schemas.openxmlformats.org/drawingml/2006/main">
-                  <a:graphicData uri="http://schemas.microsoft.com/office/word/2010/wordprocessingShape">
-                    <wps:wsp>
-                      <wps:cNvSpPr>
-                        <a:spLocks/>
-                      </wps:cNvSpPr>
-                      <wps:spPr>
-                        <a:xfrm>
-                          <a:off x="0" y="0"/>
-                          <a:ext cx="7031990" cy="1270"/>
-                        </a:xfrm>
-                        <a:custGeom>
-                          <a:avLst/>
-                          <a:gdLst/>
-                          <a:ahLst/>
-                          <a:cxnLst/>
-                          <a:rect l="l" t="t" r="r" b="b"/>
-                          <a:pathLst>
-                            <a:path w="7031990">
-                              <a:moveTo>
-                                <a:pt x="0" y="0"/>
-                              </a:moveTo>
-                              <a:lnTo>
-                                <a:pt x="7031735" y="0"/>
-                              </a:lnTo>
-                            </a:path>
-                          </a:pathLst>
-                        </a:custGeom>
-                        <a:ln w="5054">
-                          <a:solidFill>
-                            <a:srgbClr val="000000"/>
-                          </a:solidFill>
-                          <a:prstDash val="solid"/>
-                        </a:ln>
-                      </wps:spPr>
-                      <wps:bodyPr wrap="square" lIns="0" tIns="0" rIns="0" bIns="0" rtlCol="0">
-                        <a:prstTxWarp prst="textNoShape">
-                          <a:avLst/>
-                        </a:prstTxWarp>
-                        <a:noAutofit/>
-                      </wps:bodyPr>
-                    </wps:wsp>
-                  </a:graphicData>
-                </a:graphic>
-              </wp:anchor>
-            </w:drawing>
-          </mc:Choice>
-          <mc:Fallback>
-            <w:pict>
-              <v:shape w14:anchorId="7CB9FA2F" id="Graphic 15" o:spid="_x0000_s1026" style="position:absolute;margin-left:28.8pt;margin-top:21.6pt;width:553.7pt;height:.1pt;z-index:-15727616;visibility:visible;mso-wrap-style:square;mso-wrap-distance-left:0;mso-wrap-distance-top:0;mso-wrap-distance-right:0;mso-wrap-distance-bottom:0;mso-position-horizontal:absolute;mso-position-horizontal-relative:page;mso-position-vertical:absolute;mso-position-vertical-relative:text;v-text-anchor:top" coordsize="7031990,1270" o:gfxdata="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" path="m,l7031735,e" filled="f" strokeweight=".14039mm">
-                <v:path arrowok="t"/>
-                <w10:wrap type="topAndBottom" anchorx="page"/>
-              </v:shape>
-            </w:pict>
-          </mc:Fallback>
-        </mc:AlternateContent>
-      </w:r>
-      <w:bookmarkStart w:id="3" w:name="Projects"/>
-      <w:bookmarkEnd w:id="3"/>
-      <w:r>
-        <w:rPr>
-          <w:spacing w:val="-2"/>
-          <w:w w:val="120"/>
-        </w:rPr>
-        <w:t>Projects</w:t>
-      </w:r>
-    </w:p>
-    <w:p>
-      <w:pPr>
-        <w:tabs>
-          <w:tab w:val="left" w:pos="9760"/>
-        </w:tabs>
-        <w:spacing w:before="97"/>
-        <w:ind w:left="216"/>
-        <w:rPr>
-          <w:b/>
-          <w:sz w:val="20"/>
-        </w:rPr>
-      </w:pPr>
-      <w:r>
-        <w:rPr>
-          <w:b/>
-          <w:w w:val="115"/>
-          <w:sz w:val="20"/>
-        </w:rPr>
-        <w:t xml:space="preserve">Manipulation of Robotic Arm | </w:t>
-      </w:r>
-      <w:r>
-        <w:rPr>
-          <w:bCs/>
-          <w:i/>
-          <w:iCs/>
-          <w:w w:val="115"/>
-          <w:sz w:val="20"/>
-        </w:rPr>
-        <w:t>ROS1, Python, Arduino IDE</w:t>
-      </w:r>
-      <w:r>
-        <w:rPr>
-          <w:i/>
-          <w:sz w:val="20"/>
-        </w:rPr>
-        <w:t xml:space="preserve">                                                                           </w:t>
-      </w:r>
-      <w:r>
-        <w:rPr>
-          <w:b/>
-          <w:w w:val="115"/>
-          <w:sz w:val="20"/>
-        </w:rPr>
-        <w:t>Mar</w:t>
-      </w:r>
-      <w:r>
-        <w:rPr>
-          <w:b/>
-          <w:spacing w:val="43"/>
-          <w:w w:val="115"/>
-          <w:sz w:val="20"/>
-        </w:rPr>
-        <w:t xml:space="preserve"> </w:t>
-      </w:r>
-      <w:r>
-        <w:rPr>
-          <w:b/>
-          <w:spacing w:val="-4"/>
-          <w:w w:val="115"/>
-          <w:sz w:val="20"/>
-        </w:rPr>
-        <w:t>2025</w:t>
-      </w:r>
-      <w:r>
-        <w:rPr>
-          <w:b/>
-          <w:spacing w:val="-4"/>
-          <w:w w:val="115"/>
-          <w:sz w:val="20"/>
-        </w:rPr>
-        <w:t xml:space="preserve"> – Apr 2025</w:t>
-      </w:r>
-    </w:p>
-    <w:p>
-      <w:pPr>
         <w:pStyle w:val="ListParagraph"/>
         <w:numPr>
           <w:ilvl w:val="1"/>
@@ -1556,18 +2202,16 @@
         <w:spacing w:before="39" w:line="235" w:lineRule="auto"/>
         <w:ind w:right="484"/>
         <w:rPr>
-          <w:rFonts w:ascii="Arial" w:hAnsi="Arial"/>
-          <w:i/>
-          <w:position w:val="2"/>
-          <w:sz w:val="12"/>
-        </w:rPr>
-      </w:pPr>
-      <w:r>
-        <w:rPr>
-          <w:w w:val="105"/>
-          <w:sz w:val="20"/>
-        </w:rPr>
-        <w:t>Controlled a DIY robotic arm by integrating ROS1 nodes with Arduino, enabling joint angle manipulation via ROS topics and serial communication.</w:t>
+          <w:w w:val="105"/>
+          <w:sz w:val="20"/>
+        </w:rPr>
+      </w:pPr>
+      <w:r>
+        <w:rPr>
+          <w:w w:val="105"/>
+          <w:sz w:val="20"/>
+        </w:rPr>
+        <w:t>Completed a job simulation involving prompt engineering and GenAI workflow automation for Vista’s Portfolio Operations team.</w:t>
       </w:r>
     </w:p>
     <w:p>
@@ -1583,164 +2227,16 @@
         <w:spacing w:before="39" w:line="235" w:lineRule="auto"/>
         <w:ind w:right="484"/>
         <w:rPr>
-          <w:rFonts w:ascii="Arial" w:hAnsi="Arial"/>
-          <w:i/>
-          <w:position w:val="2"/>
-          <w:sz w:val="12"/>
-        </w:rPr>
-      </w:pPr>
-      <w:r>
-        <w:rPr>
-          <w:w w:val="105"/>
-          <w:sz w:val="20"/>
-        </w:rPr>
-        <w:t>Developed Python scripts for publishing/subscribing arm control commands, tested motion planning, and achieved real-time manipulation through ROS workspace integration.</w:t>
-      </w:r>
-    </w:p>
-    <w:p>
-      <w:pPr>
-        <w:pStyle w:val="ListParagraph"/>
-        <w:tabs>
-          <w:tab w:val="left" w:pos="696"/>
-          <w:tab w:val="left" w:pos="9954"/>
-        </w:tabs>
-        <w:spacing w:before="168" w:line="235" w:lineRule="auto"/>
-        <w:ind w:left="216" w:right="484" w:firstLine="0"/>
-        <w:rPr>
-          <w:b/>
-          <w:w w:val="115"/>
-          <w:sz w:val="20"/>
-        </w:rPr>
-      </w:pPr>
-      <w:hyperlink r:id="rId16" w:history="1">
-        <w:r>
-          <w:rPr>
-            <w:rStyle w:val="Hyperlink"/>
-            <w:b/>
-            <w:color w:val="000000" w:themeColor="text1"/>
-            <w:w w:val="115"/>
-            <w:sz w:val="20"/>
-            <w:u w:val="none"/>
-          </w:rPr>
-          <w:t xml:space="preserve">Quiz based To Do List </w:t>
-        </w:r>
-        <w:r>
-          <w:rPr>
-            <w:rStyle w:val="Hyperlink"/>
-            <w:b/>
-            <w:color w:val="000000" w:themeColor="text1"/>
-            <w:w w:val="115"/>
-            <w:sz w:val="20"/>
-            <w:u w:val="none"/>
-          </w:rPr>
-          <w:t>Website</w:t>
-        </w:r>
-        <w:r>
-          <w:rPr>
-            <w:rStyle w:val="Hyperlink"/>
-            <w:b/>
-            <w:color w:val="000000" w:themeColor="text1"/>
-            <w:w w:val="115"/>
-            <w:sz w:val="20"/>
-            <w:u w:val="none"/>
-          </w:rPr>
-          <w:t xml:space="preserve"> for Students</w:t>
-        </w:r>
-      </w:hyperlink>
-      <w:r>
-        <w:rPr>
-          <w:b/>
-          <w:spacing w:val="39"/>
-          <w:w w:val="115"/>
-          <w:sz w:val="20"/>
-        </w:rPr>
-        <w:t xml:space="preserve"> </w:t>
-      </w:r>
-      <w:r>
-        <w:rPr>
-          <w:rFonts w:ascii="Times New Roman"/>
-          <w:i/>
-          <w:w w:val="115"/>
-          <w:sz w:val="20"/>
-        </w:rPr>
-        <w:t>|</w:t>
-      </w:r>
-      <w:r>
-        <w:rPr>
-          <w:rFonts w:ascii="Times New Roman"/>
-          <w:i/>
-          <w:spacing w:val="34"/>
-          <w:w w:val="115"/>
-          <w:sz w:val="20"/>
-        </w:rPr>
-        <w:t xml:space="preserve"> </w:t>
-      </w:r>
-      <w:r>
-        <w:rPr>
-          <w:i/>
-          <w:spacing w:val="-2"/>
-          <w:w w:val="115"/>
-          <w:sz w:val="20"/>
-        </w:rPr>
-        <w:t xml:space="preserve">HTML, CSS, </w:t>
-      </w:r>
-      <w:r>
-        <w:rPr>
-          <w:i/>
-          <w:spacing w:val="-2"/>
-          <w:w w:val="115"/>
-          <w:sz w:val="20"/>
-        </w:rPr>
-        <w:t>JavaScript</w:t>
-      </w:r>
-      <w:r>
-        <w:rPr>
-          <w:i/>
-          <w:spacing w:val="-2"/>
-          <w:w w:val="115"/>
-          <w:sz w:val="20"/>
-        </w:rPr>
-        <w:t xml:space="preserve">                                                 </w:t>
-      </w:r>
-      <w:r>
-        <w:rPr>
-          <w:b/>
-          <w:w w:val="115"/>
-          <w:sz w:val="20"/>
-        </w:rPr>
-        <w:t>Feb</w:t>
-      </w:r>
-      <w:r>
-        <w:rPr>
-          <w:b/>
-          <w:w w:val="115"/>
-          <w:sz w:val="20"/>
-        </w:rPr>
-        <w:t xml:space="preserve"> 202</w:t>
-      </w:r>
-      <w:r>
-        <w:rPr>
-          <w:b/>
-          <w:w w:val="115"/>
-          <w:sz w:val="20"/>
-        </w:rPr>
-        <w:t>5</w:t>
-      </w:r>
-      <w:r>
-        <w:rPr>
-          <w:b/>
-          <w:w w:val="115"/>
-          <w:sz w:val="20"/>
-        </w:rPr>
-        <w:t xml:space="preserve"> – May 2025</w:t>
-      </w:r>
-      <w:r>
-        <w:rPr>
-          <w:b/>
-          <w:w w:val="115"/>
-          <w:sz w:val="20"/>
-        </w:rPr>
-        <w:t xml:space="preserve">    </w:t>
+          <w:w w:val="105"/>
+          <w:sz w:val="20"/>
+        </w:rPr>
+      </w:pPr>
+      <w:r>
+        <w:rPr>
+          <w:w w:val="105"/>
+          <w:sz w:val="20"/>
+        </w:rPr>
+        <w:t>Applied Vista’s four-part prompt framework (Ask, Context, Examples, Desired Output) to synthesize customer NPS survey feedback into executive-ready insights, improving clarity and relevance of outputs by &gt; 50% through iteration.</w:t>
       </w:r>
     </w:p>
     <w:p>
@@ -1751,29 +2247,29 @@
           <w:numId w:val="1"/>
         </w:numPr>
         <w:tabs>
-          <w:tab w:val="left" w:pos="695"/>
-        </w:tabs>
-        <w:ind w:left="695" w:hanging="185"/>
-        <w:rPr>
-          <w:rFonts w:ascii="Arial" w:hAnsi="Arial"/>
-          <w:i/>
-          <w:position w:val="2"/>
-          <w:sz w:val="12"/>
-        </w:rPr>
-      </w:pPr>
-      <w:r>
-        <w:rPr>
-          <w:sz w:val="20"/>
-          <w:szCs w:val="20"/>
-        </w:rPr>
-        <w:t>Designed a web application where</w:t>
-      </w:r>
-      <w:r>
-        <w:rPr>
-          <w:sz w:val="20"/>
-          <w:szCs w:val="20"/>
-        </w:rPr>
-        <w:t xml:space="preserve"> students can manage tasks with a gamified quiz-based system to improve engagement and productivity.</w:t>
+          <w:tab w:val="left" w:pos="696"/>
+        </w:tabs>
+        <w:spacing w:before="39" w:line="235" w:lineRule="auto"/>
+        <w:ind w:right="484"/>
+        <w:rPr>
+          <w:w w:val="105"/>
+          <w:sz w:val="20"/>
+        </w:rPr>
+      </w:pPr>
+      <w:r>
+        <w:rPr>
+          <w:w w:val="105"/>
+          <w:sz w:val="20"/>
+        </w:rPr>
+        <w:t xml:space="preserve">Designed and tested repeatable GenAI workflows (news aggregation, data reconciliation, and qualitative insight </w:t>
+      </w:r>
+      <w:r>
+        <w:rPr>
+          <w:w w:val="105"/>
+          <w:sz w:val="20"/>
+        </w:rPr>
+        <w:lastRenderedPageBreak/>
+        <w:t>summarization) using tools such as ChatGPT and Copilot, ensuring accuracy, professional tone, and scalability.</w:t>
       </w:r>
     </w:p>
     <w:p>
@@ -1784,532 +2280,30 @@
           <w:numId w:val="1"/>
         </w:numPr>
         <w:tabs>
-          <w:tab w:val="left" w:pos="695"/>
-        </w:tabs>
-        <w:ind w:left="695" w:hanging="185"/>
-        <w:rPr>
-          <w:rFonts w:ascii="Arial" w:hAnsi="Arial"/>
-          <w:i/>
-          <w:position w:val="2"/>
-          <w:sz w:val="12"/>
-        </w:rPr>
-      </w:pPr>
-      <w:r>
-        <w:rPr>
-          <w:sz w:val="20"/>
-          <w:szCs w:val="20"/>
-        </w:rPr>
-        <w:t>Implemented responsive UI with task management, quiz prompts, and progress tracking using vanilla JavaScript.</w:t>
-      </w:r>
-    </w:p>
-    <w:p>
-      <w:pPr>
-        <w:tabs>
-          <w:tab w:val="left" w:pos="695"/>
-        </w:tabs>
-        <w:rPr>
-          <w:rFonts w:asciiTheme="minorHAnsi" w:hAnsiTheme="minorHAnsi" w:cstheme="minorHAnsi"/>
-          <w:b/>
-          <w:bCs/>
-          <w:i/>
-          <w:position w:val="2"/>
-          <w:sz w:val="20"/>
-          <w:szCs w:val="20"/>
-        </w:rPr>
-      </w:pPr>
-      <w:r>
-        <w:rPr>
-          <w:rFonts w:ascii="Arial" w:hAnsi="Arial"/>
-          <w:b/>
-          <w:bCs/>
-          <w:iCs/>
-          <w:position w:val="2"/>
-          <w:sz w:val="12"/>
-        </w:rPr>
-        <w:t xml:space="preserve">       </w:t>
-      </w:r>
-      <w:r>
-        <w:rPr>
-          <w:b/>
-          <w:w w:val="115"/>
-          <w:sz w:val="20"/>
-        </w:rPr>
-        <w:t>Braille to Text Transcription</w:t>
-      </w:r>
-      <w:r>
-        <w:rPr>
-          <w:rFonts w:asciiTheme="minorHAnsi" w:hAnsiTheme="minorHAnsi" w:cstheme="minorHAnsi"/>
-          <w:iCs/>
-          <w:position w:val="2"/>
-          <w:sz w:val="20"/>
-          <w:szCs w:val="20"/>
-        </w:rPr>
-        <w:t xml:space="preserve"> |</w:t>
-      </w:r>
-      <w:r>
-        <w:rPr>
-          <w:rFonts w:asciiTheme="minorHAnsi" w:hAnsiTheme="minorHAnsi" w:cstheme="minorHAnsi"/>
-          <w:iCs/>
-          <w:position w:val="2"/>
-          <w:sz w:val="20"/>
-          <w:szCs w:val="20"/>
-        </w:rPr>
-        <w:t xml:space="preserve"> </w:t>
-      </w:r>
-      <w:r>
-        <w:rPr>
-          <w:rFonts w:asciiTheme="minorHAnsi" w:hAnsiTheme="minorHAnsi" w:cstheme="minorHAnsi"/>
-          <w:i/>
-          <w:position w:val="2"/>
-          <w:sz w:val="20"/>
-          <w:szCs w:val="20"/>
-        </w:rPr>
-        <w:t>Arduino IDE</w:t>
-      </w:r>
-      <w:r>
-        <w:rPr>
-          <w:rFonts w:asciiTheme="minorHAnsi" w:hAnsiTheme="minorHAnsi" w:cstheme="minorHAnsi"/>
-          <w:iCs/>
-          <w:position w:val="2"/>
-          <w:sz w:val="20"/>
-          <w:szCs w:val="20"/>
-        </w:rPr>
-        <w:t xml:space="preserve">                           </w:t>
-      </w:r>
-      <w:r>
-        <w:rPr>
-          <w:rFonts w:asciiTheme="minorHAnsi" w:hAnsiTheme="minorHAnsi" w:cstheme="minorHAnsi"/>
-          <w:i/>
-          <w:position w:val="2"/>
-          <w:sz w:val="20"/>
-          <w:szCs w:val="20"/>
-        </w:rPr>
-        <w:tab/>
-      </w:r>
-      <w:r>
-        <w:rPr>
-          <w:rFonts w:asciiTheme="minorHAnsi" w:hAnsiTheme="minorHAnsi" w:cstheme="minorHAnsi"/>
-          <w:i/>
-          <w:position w:val="2"/>
-          <w:sz w:val="20"/>
-          <w:szCs w:val="20"/>
-        </w:rPr>
-        <w:tab/>
-      </w:r>
-      <w:r>
-        <w:rPr>
-          <w:rFonts w:asciiTheme="minorHAnsi" w:hAnsiTheme="minorHAnsi" w:cstheme="minorHAnsi"/>
-          <w:i/>
-          <w:position w:val="2"/>
-          <w:sz w:val="20"/>
-          <w:szCs w:val="20"/>
-        </w:rPr>
-        <w:tab/>
-      </w:r>
-      <w:r>
-        <w:rPr>
-          <w:rFonts w:asciiTheme="minorHAnsi" w:hAnsiTheme="minorHAnsi" w:cstheme="minorHAnsi"/>
-          <w:i/>
-          <w:position w:val="2"/>
-          <w:sz w:val="20"/>
-          <w:szCs w:val="20"/>
-        </w:rPr>
-        <w:tab/>
-      </w:r>
-      <w:r>
-        <w:rPr>
-          <w:rFonts w:asciiTheme="minorHAnsi" w:hAnsiTheme="minorHAnsi" w:cstheme="minorHAnsi"/>
-          <w:i/>
-          <w:position w:val="2"/>
-          <w:sz w:val="20"/>
-          <w:szCs w:val="20"/>
-        </w:rPr>
-        <w:t xml:space="preserve">                        </w:t>
-      </w:r>
-      <w:r>
-        <w:rPr>
-          <w:b/>
-          <w:w w:val="115"/>
-          <w:sz w:val="20"/>
-        </w:rPr>
-        <w:t xml:space="preserve">Feb </w:t>
-      </w:r>
-      <w:r>
-        <w:rPr>
-          <w:b/>
-          <w:w w:val="115"/>
-          <w:sz w:val="20"/>
-        </w:rPr>
-        <w:t>2025</w:t>
-      </w:r>
-      <w:r>
-        <w:rPr>
-          <w:b/>
-          <w:w w:val="115"/>
-          <w:sz w:val="20"/>
-        </w:rPr>
-        <w:t xml:space="preserve"> – May 2025</w:t>
-      </w:r>
-    </w:p>
-    <w:p>
-      <w:pPr>
-        <w:pStyle w:val="ListParagraph"/>
-        <w:numPr>
-          <w:ilvl w:val="1"/>
-          <w:numId w:val="1"/>
-        </w:numPr>
-        <w:tabs>
-          <w:tab w:val="left" w:pos="695"/>
-        </w:tabs>
-        <w:ind w:left="695" w:hanging="185"/>
-        <w:rPr>
-          <w:rFonts w:ascii="Arial" w:hAnsi="Arial"/>
-          <w:i/>
-          <w:position w:val="2"/>
-          <w:sz w:val="12"/>
-        </w:rPr>
-      </w:pPr>
-      <w:r>
-        <w:rPr>
-          <w:b/>
-          <w:bCs/>
-          <w:sz w:val="20"/>
-          <w:szCs w:val="20"/>
-        </w:rPr>
-        <w:t>Text-to-Braille</w:t>
-      </w:r>
-      <w:r>
-        <w:rPr>
-          <w:sz w:val="20"/>
-          <w:szCs w:val="20"/>
-        </w:rPr>
-        <w:t>: Designed a glove with six vibrator motors that converts user-input text into Braille patterns, allowing visually impaired users to feel the characters in real time.</w:t>
-      </w:r>
-    </w:p>
-    <w:p>
-      <w:pPr>
-        <w:pStyle w:val="ListParagraph"/>
-        <w:numPr>
-          <w:ilvl w:val="1"/>
-          <w:numId w:val="1"/>
-        </w:numPr>
-        <w:tabs>
-          <w:tab w:val="left" w:pos="695"/>
-        </w:tabs>
-        <w:ind w:left="695" w:hanging="185"/>
-        <w:rPr>
-          <w:rFonts w:ascii="Arial" w:hAnsi="Arial"/>
-          <w:i/>
-          <w:position w:val="2"/>
-          <w:sz w:val="12"/>
-        </w:rPr>
-      </w:pPr>
-      <w:r>
-        <w:rPr>
-          <w:b/>
-          <w:bCs/>
-          <w:sz w:val="20"/>
-          <w:szCs w:val="20"/>
-        </w:rPr>
-        <w:t>Braille-to-Text</w:t>
-      </w:r>
-      <w:r>
-        <w:rPr>
-          <w:sz w:val="20"/>
-          <w:szCs w:val="20"/>
-        </w:rPr>
-        <w:t>: Built a button-based Braille input device that translates Braille characters into text, displaying results on an LCD screen for accessibility</w:t>
-      </w:r>
-      <w:r>
-        <w:rPr>
-          <w:sz w:val="20"/>
-          <w:szCs w:val="20"/>
-        </w:rPr>
-        <w:t>.</w:t>
-      </w:r>
-    </w:p>
-    <w:p>
-      <w:pPr>
-        <w:pStyle w:val="ListParagraph"/>
-        <w:tabs>
           <w:tab w:val="left" w:pos="696"/>
-          <w:tab w:val="left" w:pos="9954"/>
-        </w:tabs>
-        <w:spacing w:before="168" w:line="235" w:lineRule="auto"/>
-        <w:ind w:left="216" w:right="484" w:firstLine="0"/>
-        <w:rPr>
-          <w:b/>
-          <w:w w:val="115"/>
-          <w:sz w:val="20"/>
-        </w:rPr>
-      </w:pPr>
-      <w:hyperlink r:id="rId17" w:history="1">
-        <w:r>
-          <w:rPr>
-            <w:rStyle w:val="Hyperlink"/>
-            <w:b/>
-            <w:color w:val="000000" w:themeColor="text1"/>
-            <w:w w:val="115"/>
-            <w:sz w:val="20"/>
-            <w:u w:val="none"/>
-          </w:rPr>
-          <w:t xml:space="preserve">CURA </w:t>
-        </w:r>
-        <w:r>
-          <w:rPr>
-            <w:rStyle w:val="Hyperlink"/>
-            <w:b/>
-            <w:color w:val="000000" w:themeColor="text1"/>
-            <w:w w:val="115"/>
-            <w:sz w:val="20"/>
-            <w:u w:val="none"/>
-          </w:rPr>
-          <w:t>–</w:t>
-        </w:r>
-        <w:r>
-          <w:rPr>
-            <w:rStyle w:val="Hyperlink"/>
-            <w:b/>
-            <w:color w:val="000000" w:themeColor="text1"/>
-            <w:w w:val="115"/>
-            <w:sz w:val="20"/>
-            <w:u w:val="none"/>
-          </w:rPr>
-          <w:t xml:space="preserve"> </w:t>
-        </w:r>
-        <w:r>
-          <w:rPr>
-            <w:rStyle w:val="Hyperlink"/>
-            <w:b/>
-            <w:color w:val="000000" w:themeColor="text1"/>
-            <w:w w:val="115"/>
-            <w:sz w:val="20"/>
-            <w:u w:val="none"/>
-          </w:rPr>
-          <w:t xml:space="preserve">AI Powered Personal Journal </w:t>
-        </w:r>
-      </w:hyperlink>
-      <w:r>
-        <w:rPr>
-          <w:rFonts w:ascii="Times New Roman"/>
-          <w:i/>
-          <w:w w:val="115"/>
-          <w:sz w:val="20"/>
-        </w:rPr>
-        <w:t>|</w:t>
-      </w:r>
-      <w:r>
-        <w:rPr>
-          <w:rFonts w:ascii="Times New Roman"/>
-          <w:i/>
-          <w:spacing w:val="34"/>
-          <w:w w:val="115"/>
-          <w:sz w:val="20"/>
-        </w:rPr>
-        <w:t xml:space="preserve"> </w:t>
-      </w:r>
-      <w:r>
-        <w:rPr>
-          <w:i/>
-          <w:spacing w:val="-2"/>
-          <w:w w:val="115"/>
-          <w:sz w:val="20"/>
-        </w:rPr>
-        <w:t xml:space="preserve">HTML, CSS, </w:t>
-      </w:r>
-      <w:r>
-        <w:rPr>
-          <w:i/>
-          <w:spacing w:val="-2"/>
-          <w:w w:val="115"/>
-          <w:sz w:val="20"/>
-        </w:rPr>
-        <w:t>JavaScript</w:t>
-      </w:r>
-      <w:r>
-        <w:rPr>
-          <w:i/>
-          <w:spacing w:val="-2"/>
-          <w:w w:val="115"/>
-          <w:sz w:val="20"/>
-        </w:rPr>
-        <w:t xml:space="preserve">, Flask, OpenAI, Whisper, JSON Models </w:t>
-      </w:r>
-      <w:r>
-        <w:rPr>
-          <w:i/>
-          <w:spacing w:val="-2"/>
-          <w:w w:val="115"/>
-          <w:sz w:val="20"/>
-        </w:rPr>
-        <w:br/>
-        <w:t xml:space="preserve">                                                                                                                                                                                </w:t>
-      </w:r>
-      <w:r>
-        <w:rPr>
-          <w:b/>
-          <w:w w:val="115"/>
-          <w:sz w:val="20"/>
-        </w:rPr>
-        <w:t>Aug</w:t>
-      </w:r>
-      <w:r>
-        <w:rPr>
-          <w:b/>
-          <w:w w:val="115"/>
-          <w:sz w:val="20"/>
-        </w:rPr>
-        <w:t xml:space="preserve"> 2025 – </w:t>
-      </w:r>
-      <w:r>
-        <w:rPr>
-          <w:b/>
-          <w:w w:val="115"/>
-          <w:sz w:val="20"/>
-        </w:rPr>
-        <w:t>Nov</w:t>
-      </w:r>
-      <w:r>
-        <w:rPr>
-          <w:b/>
-          <w:w w:val="115"/>
-          <w:sz w:val="20"/>
-        </w:rPr>
-        <w:t xml:space="preserve"> 2025</w:t>
-      </w:r>
-      <w:r>
-        <w:rPr>
-          <w:b/>
-          <w:w w:val="115"/>
-          <w:sz w:val="20"/>
-        </w:rPr>
-        <w:t xml:space="preserve">    </w:t>
-      </w:r>
-    </w:p>
-    <w:p>
-      <w:pPr>
-        <w:pStyle w:val="ListParagraph"/>
-        <w:numPr>
-          <w:ilvl w:val="1"/>
-          <w:numId w:val="1"/>
-        </w:numPr>
-        <w:tabs>
-          <w:tab w:val="left" w:pos="695"/>
-        </w:tabs>
-        <w:ind w:left="695" w:hanging="185"/>
-        <w:rPr>
-          <w:rFonts w:ascii="Arial" w:hAnsi="Arial"/>
-          <w:i/>
-          <w:position w:val="2"/>
-          <w:sz w:val="12"/>
-        </w:rPr>
-      </w:pPr>
-      <w:r>
-        <w:rPr>
-          <w:sz w:val="20"/>
-          <w:szCs w:val="20"/>
-        </w:rPr>
-        <w:t>D</w:t>
-      </w:r>
-      <w:r>
-        <w:rPr>
-          <w:sz w:val="20"/>
-          <w:szCs w:val="20"/>
-        </w:rPr>
-        <w:t xml:space="preserve">eveloped </w:t>
-      </w:r>
-      <w:r>
-        <w:rPr>
-          <w:sz w:val="20"/>
-          <w:szCs w:val="20"/>
-        </w:rPr>
-        <w:t xml:space="preserve">a web-based </w:t>
-      </w:r>
-      <w:r>
-        <w:rPr>
-          <w:sz w:val="20"/>
-          <w:szCs w:val="20"/>
-        </w:rPr>
-        <w:t xml:space="preserve">personal wellness application that </w:t>
-      </w:r>
-      <w:r>
-        <w:rPr>
-          <w:sz w:val="20"/>
-          <w:szCs w:val="20"/>
-        </w:rPr>
-        <w:t>enables users to record journal entries thr</w:t>
-      </w:r>
-      <w:r>
-        <w:rPr>
-          <w:sz w:val="20"/>
-          <w:szCs w:val="20"/>
-        </w:rPr>
-        <w:t>ough text or voice and analyze emotions using sentiment detection models</w:t>
-      </w:r>
-      <w:r>
-        <w:rPr>
-          <w:sz w:val="20"/>
-          <w:szCs w:val="20"/>
-        </w:rPr>
-        <w:t>.</w:t>
-      </w:r>
-    </w:p>
-    <w:p>
-      <w:pPr>
-        <w:pStyle w:val="ListParagraph"/>
-        <w:numPr>
-          <w:ilvl w:val="1"/>
-          <w:numId w:val="1"/>
-        </w:numPr>
-        <w:tabs>
-          <w:tab w:val="left" w:pos="695"/>
-        </w:tabs>
-        <w:ind w:left="695" w:hanging="185"/>
-        <w:rPr>
-          <w:rFonts w:ascii="Arial" w:hAnsi="Arial"/>
-          <w:i/>
-          <w:position w:val="2"/>
-          <w:sz w:val="12"/>
-        </w:rPr>
-      </w:pPr>
-      <w:r>
-        <w:rPr>
-          <w:sz w:val="20"/>
-          <w:szCs w:val="20"/>
-        </w:rPr>
-        <w:t xml:space="preserve">Integrated </w:t>
-      </w:r>
-      <w:proofErr w:type="spellStart"/>
-      <w:r>
-        <w:rPr>
-          <w:sz w:val="20"/>
-          <w:szCs w:val="20"/>
-        </w:rPr>
-        <w:t>Jotform</w:t>
-      </w:r>
-      <w:proofErr w:type="spellEnd"/>
-      <w:r>
-        <w:rPr>
-          <w:sz w:val="20"/>
-          <w:szCs w:val="20"/>
-        </w:rPr>
-        <w:t xml:space="preserve"> chatbot for guided emotional reflection and OpenAI Whisper API for speech-to-text transcription</w:t>
-      </w:r>
-      <w:r>
-        <w:rPr>
-          <w:sz w:val="20"/>
-          <w:szCs w:val="20"/>
-        </w:rPr>
-        <w:t>.</w:t>
-      </w:r>
-    </w:p>
+        </w:tabs>
+        <w:spacing w:before="39" w:line="235" w:lineRule="auto"/>
+        <w:ind w:right="484"/>
+        <w:rPr>
+          <w:w w:val="105"/>
+          <w:sz w:val="20"/>
+        </w:rPr>
+      </w:pPr>
+      <w:r>
+        <w:rPr>
+          <w:w w:val="105"/>
+          <w:sz w:val="20"/>
+        </w:rPr>
+        <w:t>Evaluated AI-generated outputs for accuracy, tone, and usefulness; implemented guardrails and refinement techniques that reduced error rates and increased stakeholder usability of results.</w:t>
+      </w:r>
+    </w:p>
+    <w:bookmarkStart w:id="4" w:name="Technical_Skills"/>
+    <w:bookmarkEnd w:id="4"/>
     <w:p>
       <w:pPr>
         <w:pStyle w:val="Heading1"/>
         <w:spacing w:before="136"/>
       </w:pPr>
-      <w:bookmarkStart w:id="4" w:name="Technical_Skills"/>
-      <w:bookmarkEnd w:id="4"/>
       <w:r>
         <w:rPr>
           <w:noProof/>
@@ -2381,7 +2375,7 @@
           </mc:Choice>
           <mc:Fallback>
             <w:pict>
-              <v:shape w14:anchorId="4340803E" id="Graphic 16" o:spid="_x0000_s1026" style="position:absolute;margin-left:11.65pt;margin-top:22.6pt;width:553.7pt;height:.1pt;z-index:-15727104;visibility:visible;mso-wrap-style:square;mso-wrap-distance-left:0;mso-wrap-distance-top:0;mso-wrap-distance-right:0;mso-wrap-distance-bottom:0;mso-position-horizontal:absolute;mso-position-horizontal-relative:margin;mso-position-vertical:absolute;mso-position-vertical-relative:text;v-text-anchor:top" coordsize="7031990,1270" o:gfxdata="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" path="m,l7031735,e" filled="f" strokeweight=".14039mm">
+              <v:shape w14:anchorId="4CDF5296" id="Graphic 16" o:spid="_x0000_s1026" style="position:absolute;margin-left:11.65pt;margin-top:22.6pt;width:553.7pt;height:.1pt;z-index:-15727104;visibility:visible;mso-wrap-style:square;mso-wrap-distance-left:0;mso-wrap-distance-top:0;mso-wrap-distance-right:0;mso-wrap-distance-bottom:0;mso-position-horizontal:absolute;mso-position-horizontal-relative:margin;mso-position-vertical:absolute;mso-position-vertical-relative:text;v-text-anchor:top" coordsize="7031990,1270" o:gfxdata="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" path="m,l7031735,e" filled="f" strokeweight=".14039mm">
                 <v:path arrowok="t"/>
                 <w10:wrap type="topAndBottom" anchorx="margin"/>
               </v:shape>
@@ -2476,30 +2470,30 @@
           <w:sz w:val="20"/>
           <w:szCs w:val="20"/>
         </w:rPr>
-        <w:t>: OpenCV, YOLO</w:t>
-      </w:r>
+        <w:t xml:space="preserve">: </w:t>
+      </w:r>
+      <w:proofErr w:type="spellStart"/>
       <w:r>
         <w:rPr>
           <w:sz w:val="20"/>
           <w:szCs w:val="20"/>
         </w:rPr>
-        <w:t xml:space="preserve">, </w:t>
-      </w:r>
-      <w:proofErr w:type="spellStart"/>
+        <w:t>Numpy</w:t>
+      </w:r>
+      <w:proofErr w:type="spellEnd"/>
       <w:r>
         <w:rPr>
           <w:sz w:val="20"/>
           <w:szCs w:val="20"/>
         </w:rPr>
-        <w:t>Numpy</w:t>
-      </w:r>
-      <w:proofErr w:type="spellEnd"/>
+        <w:t>, Pandas, Ope</w:t>
+      </w:r>
       <w:r>
         <w:rPr>
           <w:sz w:val="20"/>
           <w:szCs w:val="20"/>
         </w:rPr>
-        <w:t>, Pandas</w:t>
+        <w:t>nCV, YOLO</w:t>
       </w:r>
     </w:p>
     <w:p>
@@ -2523,38 +2517,28 @@
           <w:sz w:val="20"/>
           <w:szCs w:val="20"/>
         </w:rPr>
-        <w:lastRenderedPageBreak/>
-        <w:t>Tools &amp; IDE:</w:t>
+        <w:t xml:space="preserve">Robotics &amp; Embedded: </w:t>
       </w:r>
       <w:r>
         <w:rPr>
           <w:sz w:val="20"/>
           <w:szCs w:val="20"/>
         </w:rPr>
-        <w:t xml:space="preserve"> Google </w:t>
-      </w:r>
-      <w:proofErr w:type="spellStart"/>
+        <w:t>R</w:t>
+      </w:r>
       <w:r>
         <w:rPr>
           <w:sz w:val="20"/>
           <w:szCs w:val="20"/>
         </w:rPr>
-        <w:t>Colab</w:t>
-      </w:r>
-      <w:proofErr w:type="spellEnd"/>
+        <w:t>OS</w:t>
+      </w:r>
       <w:r>
         <w:rPr>
           <w:sz w:val="20"/>
           <w:szCs w:val="20"/>
         </w:rPr>
-        <w:t>, Git</w:t>
-      </w:r>
-      <w:r>
-        <w:rPr>
-          <w:sz w:val="20"/>
-          <w:szCs w:val="20"/>
-        </w:rPr>
-        <w:t>, Arduino IDE, VS Code</w:t>
+        <w:t>1, Arduino, Linux</w:t>
       </w:r>
     </w:p>
     <w:p>
@@ -2578,35 +2562,21 @@
           <w:sz w:val="20"/>
           <w:szCs w:val="20"/>
         </w:rPr>
-        <w:t>Web Development</w:t>
+        <w:t>Web &amp; Backend:</w:t>
       </w:r>
       <w:r>
         <w:rPr>
           <w:sz w:val="20"/>
           <w:szCs w:val="20"/>
         </w:rPr>
-        <w:t>: HTML, CSS, JavaScript</w:t>
+        <w:t xml:space="preserve"> HTML, CSS, JavaScript</w:t>
       </w:r>
       <w:r>
         <w:rPr>
           <w:sz w:val="20"/>
           <w:szCs w:val="20"/>
         </w:rPr>
-        <w:t xml:space="preserve">, </w:t>
-      </w:r>
-      <w:r>
-        <w:rPr>
-          <w:sz w:val="20"/>
-          <w:szCs w:val="20"/>
-        </w:rPr>
-        <w:t>React</w:t>
-      </w:r>
-      <w:r>
-        <w:rPr>
-          <w:sz w:val="20"/>
-          <w:szCs w:val="20"/>
-        </w:rPr>
-        <w:t>JS</w:t>
+        <w:t>, React, Flask</w:t>
       </w:r>
     </w:p>
     <w:p>
@@ -2630,21 +2600,46 @@
           <w:sz w:val="20"/>
           <w:szCs w:val="20"/>
         </w:rPr>
-        <w:t>Embedded Systems</w:t>
-      </w:r>
-      <w:r>
-        <w:rPr>
+        <w:t>Tools &amp; IDE:</w:t>
+      </w:r>
+      <w:r>
+        <w:rPr>
+          <w:b/>
+          <w:bCs/>
           <w:sz w:val="20"/>
           <w:szCs w:val="20"/>
         </w:rPr>
-        <w:t xml:space="preserve">: Arduino, </w:t>
+        <w:t xml:space="preserve"> </w:t>
       </w:r>
       <w:r>
         <w:rPr>
           <w:sz w:val="20"/>
           <w:szCs w:val="20"/>
         </w:rPr>
-        <w:t>(learning Raspberry Pi and Pixhawk)</w:t>
+        <w:t xml:space="preserve">Git, Google </w:t>
+      </w:r>
+      <w:proofErr w:type="spellStart"/>
+      <w:r>
+        <w:rPr>
+          <w:sz w:val="20"/>
+          <w:szCs w:val="20"/>
+        </w:rPr>
+        <w:t>Colab</w:t>
+      </w:r>
+      <w:proofErr w:type="spellEnd"/>
+      <w:r>
+        <w:rPr>
+          <w:sz w:val="20"/>
+          <w:szCs w:val="20"/>
+        </w:rPr>
+        <w:t>, VS Code, Arduino IDE</w:t>
+      </w:r>
+      <w:r>
+        <w:rPr>
+          <w:sz w:val="20"/>
+          <w:szCs w:val="20"/>
+        </w:rPr>
+        <w:t xml:space="preserve"> </w:t>
       </w:r>
     </w:p>
     <w:p>
@@ -2668,59 +2663,32 @@
           <w:sz w:val="20"/>
           <w:szCs w:val="20"/>
         </w:rPr>
-        <w:t>Database</w:t>
-      </w:r>
-      <w:r>
-        <w:rPr>
+        <w:t>Da</w:t>
+      </w:r>
+      <w:r>
+        <w:rPr>
+          <w:b/>
+          <w:bCs/>
           <w:sz w:val="20"/>
           <w:szCs w:val="20"/>
         </w:rPr>
-        <w:t xml:space="preserve">: </w:t>
-      </w:r>
-      <w:r>
-        <w:rPr>
+        <w:t>t</w:t>
+      </w:r>
+      <w:r>
+        <w:rPr>
+          <w:b/>
+          <w:bCs/>
           <w:sz w:val="20"/>
           <w:szCs w:val="20"/>
         </w:rPr>
-        <w:t>MySQL</w:t>
-      </w:r>
-    </w:p>
-    <w:p>
-      <w:pPr>
-        <w:pStyle w:val="ListParagraph"/>
-        <w:widowControl/>
-        <w:autoSpaceDE/>
-        <w:autoSpaceDN/>
-        <w:spacing w:before="0" w:after="160" w:line="259" w:lineRule="auto"/>
-        <w:ind w:left="360" w:firstLine="0"/>
-        <w:contextualSpacing/>
+        <w:t>abase:</w:t>
+      </w:r>
+      <w:r>
         <w:rPr>
           <w:sz w:val="20"/>
           <w:szCs w:val="20"/>
         </w:rPr>
-      </w:pPr>
-      <w:r>
-        <w:rPr>
-          <w:b/>
-          <w:bCs/>
-          <w:sz w:val="20"/>
-          <w:szCs w:val="20"/>
-        </w:rPr>
-        <w:t>Other</w:t>
-      </w:r>
-      <w:r>
-        <w:rPr>
-          <w:sz w:val="20"/>
-          <w:szCs w:val="20"/>
-        </w:rPr>
-        <w:t xml:space="preserve">: </w:t>
-      </w:r>
-      <w:r>
-        <w:rPr>
-          <w:sz w:val="20"/>
-          <w:szCs w:val="20"/>
-        </w:rPr>
-        <w:t>ROS and Linux Basics</w:t>
+        <w:t xml:space="preserve"> MySQL, DBMS Concepts</w:t>
       </w:r>
     </w:p>
     <w:p>
@@ -2729,8 +2697,6 @@
         <w:spacing w:before="166"/>
         <w:ind w:left="215"/>
       </w:pPr>
-      <w:bookmarkStart w:id="5" w:name="Leadership_/_Extracurricular"/>
-      <w:bookmarkEnd w:id="5"/>
       <w:r>
         <w:rPr>
           <w:spacing w:val="-2"/>
@@ -2822,7 +2788,7 @@
           </mc:Choice>
           <mc:Fallback>
             <w:pict>
-              <v:shape w14:anchorId="71AB5831" id="Graphic 17" o:spid="_x0000_s1026" style="position:absolute;margin-left:28.75pt;margin-top:2.05pt;width:553.7pt;height:.1pt;z-index:-251649536;visibility:visible;mso-wrap-style:square;mso-wrap-distance-left:0;mso-wrap-distance-top:0;mso-wrap-distance-right:0;mso-wrap-distance-bottom:0;mso-position-horizontal:absolute;mso-position-horizontal-relative:page;mso-position-vertical:absolute;mso-position-vertical-relative:text;v-text-anchor:top" coordsize="7031990,1270" o:gfxdata="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" path="m,l7031735,e" filled="f" strokeweight=".14039mm">
+              <v:shape w14:anchorId="0DD07A87" id="Graphic 17" o:spid="_x0000_s1026" style="position:absolute;margin-left:28.75pt;margin-top:2.05pt;width:553.7pt;height:.1pt;z-index:-251649536;visibility:visible;mso-wrap-style:square;mso-wrap-distance-left:0;mso-wrap-distance-top:0;mso-wrap-distance-right:0;mso-wrap-distance-bottom:0;mso-position-horizontal:absolute;mso-position-horizontal-relative:page;mso-position-vertical:absolute;mso-position-vertical-relative:text;v-text-anchor:top" coordsize="7031990,1270" o:gfxdata="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" path="m,l7031735,e" filled="f" strokeweight=".14039mm">
                 <v:path arrowok="t"/>
                 <w10:wrap type="topAndBottom" anchorx="page"/>
               </v:shape>
@@ -3072,6 +3038,343 @@
 <file path=word/numbering.xml><?xml version="1.0" encoding="utf-8"?>
 <w:numbering xmlns:wpc="http://schemas.microsoft.com/office/word/2010/wordprocessingCanvas" xmlns:cx="http://schemas.microsoft.com/office/drawing/2014/chartex" xmlns:cx1="http://schemas.microsoft.com/office/drawing/2015/9/8/chartex" xmlns:cx2="http://schemas.microsoft.com/office/drawing/2015/10/21/chartex" xmlns:cx3="http://schemas.microsoft.com/office/drawing/2016/5/9/chartex" xmlns:cx4="http://schemas.microsoft.com/office/drawing/2016/5/10/chartex" xmlns:cx5="http://schemas.microsoft.com/office/drawing/2016/5/11/chartex" xmlns:cx6="http://schemas.microsoft.com/office/drawing/2016/5/12/chartex" xmlns:cx7="http://schemas.microsoft.com/office/drawing/2016/5/13/chartex" xmlns:cx8="http://schemas.microsoft.com/office/drawing/2016/5/14/chartex" xmlns:mc="http://schemas.openxmlformats.org/markup-compatibility/2006" xmlns:aink="http://schemas.microsoft.com/office/drawing/2016/ink" xmlns:am3d="http://schemas.microsoft.com/office/drawing/2017/model3d" xmlns:o="urn:schemas-microsoft-com:office:office" xmlns:oel="http://schemas.microsoft.com/office/2019/extlst" xmlns:r="http://schemas.openxmlformats.org/officeDocument/2006/relationships" xmlns:m="http://schemas.openxmlformats.org/officeDocument/2006/math" xmlns:v="urn:schemas-microsoft-com:vml" xmlns:wp14="http://schemas.microsoft.com/office/word/2010/wordprocessingDrawing" xmlns:wp="http://schemas.openxmlformats.org/drawingml/2006/wordprocessingDrawing" xmlns:w10="urn:schemas-microsoft-com:office:word" xmlns:w="http://schemas.openxmlformats.org/wordprocessingml/2006/main" xmlns:w14="http://schemas.microsoft.com/office/word/2010/wordml" xmlns:w15="http://schemas.microsoft.com/office/word/2012/wordml" xmlns:w16cex="http://schemas.microsoft.com/office/word/2018/wordml/cex" xmlns:w16cid="http://schemas.microsoft.com/office/word/2016/wordml/cid" xmlns:w16="http://schemas.microsoft.com/office/word/2018/wordml" xmlns:w16du="http://schemas.microsoft.com/office/word/2023/wordml/word16du" xmlns:w16sdtdh="http://schemas.microsoft.com/office/word/2020/wordml/sdtdatahash" xmlns:w16sdtfl="http://schemas.microsoft.com/office/word/2024/wordml/sdtformatlock" xmlns:w16se="http://schemas.microsoft.com/office/word/2015/wordml/symex" xmlns:wpg="http://schemas.microsoft.com/office/word/2010/wordprocessingGroup" xmlns:wpi="http://schemas.microsoft.com/office/word/2010/wordprocessingInk" xmlns:wne="http://schemas.microsoft.com/office/word/2006/wordml" xmlns:wps="http://schemas.microsoft.com/office/word/2010/wordprocessingShape" mc:Ignorable="w14 w15 w16se w16cid w16 w16cex w16sdtdh w16sdtfl w16du wp14">
   <w:abstractNum w:abstractNumId="0" w15:restartNumberingAfterBreak="0">
+    <w:nsid w:val="0FF9677A"/>
+    <w:multiLevelType w:val="hybridMultilevel"/>
+    <w:tmpl w:val="33989F14"/>
+    <w:lvl w:ilvl="0" w:tplc="1376DFB2">
+      <w:numFmt w:val="bullet"/>
+      <w:lvlText w:val=""/>
+      <w:lvlJc w:val="left"/>
+      <w:pPr>
+        <w:ind w:left="576" w:hanging="360"/>
+      </w:pPr>
+      <w:rPr>
+        <w:rFonts w:ascii="Calibri" w:eastAsia="Calibri" w:hAnsi="Calibri" w:cs="Calibri" w:hint="default"/>
+      </w:rPr>
+    </w:lvl>
+    <w:lvl w:ilvl="1" w:tplc="40090003" w:tentative="1">
+      <w:start w:val="1"/>
+      <w:numFmt w:val="bullet"/>
+      <w:lvlText w:val="o"/>
+      <w:lvlJc w:val="left"/>
+      <w:pPr>
+        <w:ind w:left="1296" w:hanging="360"/>
+      </w:pPr>
+      <w:rPr>
+        <w:rFonts w:ascii="Courier New" w:hAnsi="Courier New" w:cs="Courier New" w:hint="default"/>
+      </w:rPr>
+    </w:lvl>
+    <w:lvl w:ilvl="2" w:tplc="40090005" w:tentative="1">
+      <w:start w:val="1"/>
+      <w:numFmt w:val="bullet"/>
+      <w:lvlText w:val=""/>
+      <w:lvlJc w:val="left"/>
+      <w:pPr>
+        <w:ind w:left="2016" w:hanging="360"/>
+      </w:pPr>
+      <w:rPr>
+        <w:rFonts w:ascii="Wingdings" w:hAnsi="Wingdings" w:hint="default"/>
+      </w:rPr>
+    </w:lvl>
+    <w:lvl w:ilvl="3" w:tplc="40090001" w:tentative="1">
+      <w:start w:val="1"/>
+      <w:numFmt w:val="bullet"/>
+      <w:lvlText w:val=""/>
+      <w:lvlJc w:val="left"/>
+      <w:pPr>
+        <w:ind w:left="2736" w:hanging="360"/>
+      </w:pPr>
+      <w:rPr>
+        <w:rFonts w:ascii="Symbol" w:hAnsi="Symbol" w:hint="default"/>
+      </w:rPr>
+    </w:lvl>
+    <w:lvl w:ilvl="4" w:tplc="40090003" w:tentative="1">
+      <w:start w:val="1"/>
+      <w:numFmt w:val="bullet"/>
+      <w:lvlText w:val="o"/>
+      <w:lvlJc w:val="left"/>
+      <w:pPr>
+        <w:ind w:left="3456" w:hanging="360"/>
+      </w:pPr>
+      <w:rPr>
+        <w:rFonts w:ascii="Courier New" w:hAnsi="Courier New" w:cs="Courier New" w:hint="default"/>
+      </w:rPr>
+    </w:lvl>
+    <w:lvl w:ilvl="5" w:tplc="40090005" w:tentative="1">
+      <w:start w:val="1"/>
+      <w:numFmt w:val="bullet"/>
+      <w:lvlText w:val=""/>
+      <w:lvlJc w:val="left"/>
+      <w:pPr>
+        <w:ind w:left="4176" w:hanging="360"/>
+      </w:pPr>
+      <w:rPr>
+        <w:rFonts w:ascii="Wingdings" w:hAnsi="Wingdings" w:hint="default"/>
+      </w:rPr>
+    </w:lvl>
+    <w:lvl w:ilvl="6" w:tplc="40090001" w:tentative="1">
+      <w:start w:val="1"/>
+      <w:numFmt w:val="bullet"/>
+      <w:lvlText w:val=""/>
+      <w:lvlJc w:val="left"/>
+      <w:pPr>
+        <w:ind w:left="4896" w:hanging="360"/>
+      </w:pPr>
+      <w:rPr>
+        <w:rFonts w:ascii="Symbol" w:hAnsi="Symbol" w:hint="default"/>
+      </w:rPr>
+    </w:lvl>
+    <w:lvl w:ilvl="7" w:tplc="40090003" w:tentative="1">
+      <w:start w:val="1"/>
+      <w:numFmt w:val="bullet"/>
+      <w:lvlText w:val="o"/>
+      <w:lvlJc w:val="left"/>
+      <w:pPr>
+        <w:ind w:left="5616" w:hanging="360"/>
+      </w:pPr>
+      <w:rPr>
+        <w:rFonts w:ascii="Courier New" w:hAnsi="Courier New" w:cs="Courier New" w:hint="default"/>
+      </w:rPr>
+    </w:lvl>
+    <w:lvl w:ilvl="8" w:tplc="40090005" w:tentative="1">
+      <w:start w:val="1"/>
+      <w:numFmt w:val="bullet"/>
+      <w:lvlText w:val=""/>
+      <w:lvlJc w:val="left"/>
+      <w:pPr>
+        <w:ind w:left="6336" w:hanging="360"/>
+      </w:pPr>
+      <w:rPr>
+        <w:rFonts w:ascii="Wingdings" w:hAnsi="Wingdings" w:hint="default"/>
+      </w:rPr>
+    </w:lvl>
+  </w:abstractNum>
+  <w:abstractNum w:abstractNumId="1" w15:restartNumberingAfterBreak="0">
+    <w:nsid w:val="1ABE1289"/>
+    <w:multiLevelType w:val="hybridMultilevel"/>
+    <w:tmpl w:val="6D62DE1A"/>
+    <w:lvl w:ilvl="0" w:tplc="1376DFB2">
+      <w:numFmt w:val="bullet"/>
+      <w:lvlText w:val=""/>
+      <w:lvlJc w:val="left"/>
+      <w:pPr>
+        <w:ind w:left="792" w:hanging="360"/>
+      </w:pPr>
+      <w:rPr>
+        <w:rFonts w:ascii="Calibri" w:eastAsia="Calibri" w:hAnsi="Calibri" w:cs="Calibri" w:hint="default"/>
+      </w:rPr>
+    </w:lvl>
+    <w:lvl w:ilvl="1" w:tplc="40090003" w:tentative="1">
+      <w:start w:val="1"/>
+      <w:numFmt w:val="bullet"/>
+      <w:lvlText w:val="o"/>
+      <w:lvlJc w:val="left"/>
+      <w:pPr>
+        <w:ind w:left="1656" w:hanging="360"/>
+      </w:pPr>
+      <w:rPr>
+        <w:rFonts w:ascii="Courier New" w:hAnsi="Courier New" w:cs="Courier New" w:hint="default"/>
+      </w:rPr>
+    </w:lvl>
+    <w:lvl w:ilvl="2" w:tplc="40090005" w:tentative="1">
+      <w:start w:val="1"/>
+      <w:numFmt w:val="bullet"/>
+      <w:lvlText w:val=""/>
+      <w:lvlJc w:val="left"/>
+      <w:pPr>
+        <w:ind w:left="2376" w:hanging="360"/>
+      </w:pPr>
+      <w:rPr>
+        <w:rFonts w:ascii="Wingdings" w:hAnsi="Wingdings" w:hint="default"/>
+      </w:rPr>
+    </w:lvl>
+    <w:lvl w:ilvl="3" w:tplc="40090001" w:tentative="1">
+      <w:start w:val="1"/>
+      <w:numFmt w:val="bullet"/>
+      <w:lvlText w:val=""/>
+      <w:lvlJc w:val="left"/>
+      <w:pPr>
+        <w:ind w:left="3096" w:hanging="360"/>
+      </w:pPr>
+      <w:rPr>
+        <w:rFonts w:ascii="Symbol" w:hAnsi="Symbol" w:hint="default"/>
+      </w:rPr>
+    </w:lvl>
+    <w:lvl w:ilvl="4" w:tplc="40090003" w:tentative="1">
+      <w:start w:val="1"/>
+      <w:numFmt w:val="bullet"/>
+      <w:lvlText w:val="o"/>
+      <w:lvlJc w:val="left"/>
+      <w:pPr>
+        <w:ind w:left="3816" w:hanging="360"/>
+      </w:pPr>
+      <w:rPr>
+        <w:rFonts w:ascii="Courier New" w:hAnsi="Courier New" w:cs="Courier New" w:hint="default"/>
+      </w:rPr>
+    </w:lvl>
+    <w:lvl w:ilvl="5" w:tplc="40090005" w:tentative="1">
+      <w:start w:val="1"/>
+      <w:numFmt w:val="bullet"/>
+      <w:lvlText w:val=""/>
+      <w:lvlJc w:val="left"/>
+      <w:pPr>
+        <w:ind w:left="4536" w:hanging="360"/>
+      </w:pPr>
+      <w:rPr>
+        <w:rFonts w:ascii="Wingdings" w:hAnsi="Wingdings" w:hint="default"/>
+      </w:rPr>
+    </w:lvl>
+    <w:lvl w:ilvl="6" w:tplc="40090001" w:tentative="1">
+      <w:start w:val="1"/>
+      <w:numFmt w:val="bullet"/>
+      <w:lvlText w:val=""/>
+      <w:lvlJc w:val="left"/>
+      <w:pPr>
+        <w:ind w:left="5256" w:hanging="360"/>
+      </w:pPr>
+      <w:rPr>
+        <w:rFonts w:ascii="Symbol" w:hAnsi="Symbol" w:hint="default"/>
+      </w:rPr>
+    </w:lvl>
+    <w:lvl w:ilvl="7" w:tplc="40090003" w:tentative="1">
+      <w:start w:val="1"/>
+      <w:numFmt w:val="bullet"/>
+      <w:lvlText w:val="o"/>
+      <w:lvlJc w:val="left"/>
+      <w:pPr>
+        <w:ind w:left="5976" w:hanging="360"/>
+      </w:pPr>
+      <w:rPr>
+        <w:rFonts w:ascii="Courier New" w:hAnsi="Courier New" w:cs="Courier New" w:hint="default"/>
+      </w:rPr>
+    </w:lvl>
+    <w:lvl w:ilvl="8" w:tplc="40090005" w:tentative="1">
+      <w:start w:val="1"/>
+      <w:numFmt w:val="bullet"/>
+      <w:lvlText w:val=""/>
+      <w:lvlJc w:val="left"/>
+      <w:pPr>
+        <w:ind w:left="6696" w:hanging="360"/>
+      </w:pPr>
+      <w:rPr>
+        <w:rFonts w:ascii="Wingdings" w:hAnsi="Wingdings" w:hint="default"/>
+      </w:rPr>
+    </w:lvl>
+  </w:abstractNum>
+  <w:abstractNum w:abstractNumId="2" w15:restartNumberingAfterBreak="0">
+    <w:nsid w:val="217B223D"/>
+    <w:multiLevelType w:val="hybridMultilevel"/>
+    <w:tmpl w:val="67A6E5B4"/>
+    <w:lvl w:ilvl="0" w:tplc="40090001">
+      <w:start w:val="1"/>
+      <w:numFmt w:val="bullet"/>
+      <w:lvlText w:val=""/>
+      <w:lvlJc w:val="left"/>
+      <w:pPr>
+        <w:ind w:left="720" w:hanging="360"/>
+      </w:pPr>
+      <w:rPr>
+        <w:rFonts w:ascii="Symbol" w:hAnsi="Symbol" w:hint="default"/>
+      </w:rPr>
+    </w:lvl>
+    <w:lvl w:ilvl="1" w:tplc="40090003" w:tentative="1">
+      <w:start w:val="1"/>
+      <w:numFmt w:val="bullet"/>
+      <w:lvlText w:val="o"/>
+      <w:lvlJc w:val="left"/>
+      <w:pPr>
+        <w:ind w:left="1440" w:hanging="360"/>
+      </w:pPr>
+      <w:rPr>
+        <w:rFonts w:ascii="Courier New" w:hAnsi="Courier New" w:cs="Courier New" w:hint="default"/>
+      </w:rPr>
+    </w:lvl>
+    <w:lvl w:ilvl="2" w:tplc="40090005" w:tentative="1">
+      <w:start w:val="1"/>
+      <w:numFmt w:val="bullet"/>
+      <w:lvlText w:val=""/>
+      <w:lvlJc w:val="left"/>
+      <w:pPr>
+        <w:ind w:left="2160" w:hanging="360"/>
+      </w:pPr>
+      <w:rPr>
+        <w:rFonts w:ascii="Wingdings" w:hAnsi="Wingdings" w:hint="default"/>
+      </w:rPr>
+    </w:lvl>
+    <w:lvl w:ilvl="3" w:tplc="40090001" w:tentative="1">
+      <w:start w:val="1"/>
+      <w:numFmt w:val="bullet"/>
+      <w:lvlText w:val=""/>
+      <w:lvlJc w:val="left"/>
+      <w:pPr>
+        <w:ind w:left="2880" w:hanging="360"/>
+      </w:pPr>
+      <w:rPr>
+        <w:rFonts w:ascii="Symbol" w:hAnsi="Symbol" w:hint="default"/>
+      </w:rPr>
+    </w:lvl>
+    <w:lvl w:ilvl="4" w:tplc="40090003" w:tentative="1">
+      <w:start w:val="1"/>
+      <w:numFmt w:val="bullet"/>
+      <w:lvlText w:val="o"/>
+      <w:lvlJc w:val="left"/>
+      <w:pPr>
+        <w:ind w:left="3600" w:hanging="360"/>
+      </w:pPr>
+      <w:rPr>
+        <w:rFonts w:ascii="Courier New" w:hAnsi="Courier New" w:cs="Courier New" w:hint="default"/>
+      </w:rPr>
+    </w:lvl>
+    <w:lvl w:ilvl="5" w:tplc="40090005" w:tentative="1">
+      <w:start w:val="1"/>
+      <w:numFmt w:val="bullet"/>
+      <w:lvlText w:val=""/>
+      <w:lvlJc w:val="left"/>
+      <w:pPr>
+        <w:ind w:left="4320" w:hanging="360"/>
+      </w:pPr>
+      <w:rPr>
+        <w:rFonts w:ascii="Wingdings" w:hAnsi="Wingdings" w:hint="default"/>
+      </w:rPr>
+    </w:lvl>
+    <w:lvl w:ilvl="6" w:tplc="40090001" w:tentative="1">
+      <w:start w:val="1"/>
+      <w:numFmt w:val="bullet"/>
+      <w:lvlText w:val=""/>
+      <w:lvlJc w:val="left"/>
+      <w:pPr>
+        <w:ind w:left="5040" w:hanging="360"/>
+      </w:pPr>
+      <w:rPr>
+        <w:rFonts w:ascii="Symbol" w:hAnsi="Symbol" w:hint="default"/>
+      </w:rPr>
+    </w:lvl>
+    <w:lvl w:ilvl="7" w:tplc="40090003" w:tentative="1">
+      <w:start w:val="1"/>
+      <w:numFmt w:val="bullet"/>
+      <w:lvlText w:val="o"/>
+      <w:lvlJc w:val="left"/>
+      <w:pPr>
+        <w:ind w:left="5760" w:hanging="360"/>
+      </w:pPr>
+      <w:rPr>
+        <w:rFonts w:ascii="Courier New" w:hAnsi="Courier New" w:cs="Courier New" w:hint="default"/>
+      </w:rPr>
+    </w:lvl>
+    <w:lvl w:ilvl="8" w:tplc="40090005" w:tentative="1">
+      <w:start w:val="1"/>
+      <w:numFmt w:val="bullet"/>
+      <w:lvlText w:val=""/>
+      <w:lvlJc w:val="left"/>
+      <w:pPr>
+        <w:ind w:left="6480" w:hanging="360"/>
+      </w:pPr>
+      <w:rPr>
+        <w:rFonts w:ascii="Wingdings" w:hAnsi="Wingdings" w:hint="default"/>
+      </w:rPr>
+    </w:lvl>
+  </w:abstractNum>
+  <w:abstractNum w:abstractNumId="3" w15:restartNumberingAfterBreak="0">
     <w:nsid w:val="23B63C90"/>
     <w:multiLevelType w:val="hybridMultilevel"/>
     <w:tmpl w:val="248A26F2"/>
@@ -3184,7 +3487,7 @@
       </w:rPr>
     </w:lvl>
   </w:abstractNum>
-  <w:abstractNum w:abstractNumId="1" w15:restartNumberingAfterBreak="0">
+  <w:abstractNum w:abstractNumId="4" w15:restartNumberingAfterBreak="0">
     <w:nsid w:val="49C26024"/>
     <w:multiLevelType w:val="hybridMultilevel"/>
     <w:tmpl w:val="28220A06"/>
@@ -3297,7 +3600,7 @@
       </w:rPr>
     </w:lvl>
   </w:abstractNum>
-  <w:abstractNum w:abstractNumId="2" w15:restartNumberingAfterBreak="0">
+  <w:abstractNum w:abstractNumId="5" w15:restartNumberingAfterBreak="0">
     <w:nsid w:val="4AC23436"/>
     <w:multiLevelType w:val="multilevel"/>
     <w:tmpl w:val="52E6A0C0"/>
@@ -3446,7 +3749,7 @@
       </w:rPr>
     </w:lvl>
   </w:abstractNum>
-  <w:abstractNum w:abstractNumId="3" w15:restartNumberingAfterBreak="0">
+  <w:abstractNum w:abstractNumId="6" w15:restartNumberingAfterBreak="0">
     <w:nsid w:val="5205579E"/>
     <w:multiLevelType w:val="multilevel"/>
     <w:tmpl w:val="06508228"/>
@@ -3595,7 +3898,345 @@
       </w:rPr>
     </w:lvl>
   </w:abstractNum>
-  <w:abstractNum w:abstractNumId="4" w15:restartNumberingAfterBreak="0">
+  <w:abstractNum w:abstractNumId="7" w15:restartNumberingAfterBreak="0">
+    <w:nsid w:val="5A361B4E"/>
+    <w:multiLevelType w:val="hybridMultilevel"/>
+    <w:tmpl w:val="8A1E1606"/>
+    <w:lvl w:ilvl="0" w:tplc="40090001">
+      <w:start w:val="1"/>
+      <w:numFmt w:val="bullet"/>
+      <w:lvlText w:val=""/>
+      <w:lvlJc w:val="left"/>
+      <w:pPr>
+        <w:ind w:left="936" w:hanging="360"/>
+      </w:pPr>
+      <w:rPr>
+        <w:rFonts w:ascii="Symbol" w:hAnsi="Symbol" w:hint="default"/>
+      </w:rPr>
+    </w:lvl>
+    <w:lvl w:ilvl="1" w:tplc="40090003" w:tentative="1">
+      <w:start w:val="1"/>
+      <w:numFmt w:val="bullet"/>
+      <w:lvlText w:val="o"/>
+      <w:lvlJc w:val="left"/>
+      <w:pPr>
+        <w:ind w:left="1656" w:hanging="360"/>
+      </w:pPr>
+      <w:rPr>
+        <w:rFonts w:ascii="Courier New" w:hAnsi="Courier New" w:cs="Courier New" w:hint="default"/>
+      </w:rPr>
+    </w:lvl>
+    <w:lvl w:ilvl="2" w:tplc="40090005" w:tentative="1">
+      <w:start w:val="1"/>
+      <w:numFmt w:val="bullet"/>
+      <w:lvlText w:val=""/>
+      <w:lvlJc w:val="left"/>
+      <w:pPr>
+        <w:ind w:left="2376" w:hanging="360"/>
+      </w:pPr>
+      <w:rPr>
+        <w:rFonts w:ascii="Wingdings" w:hAnsi="Wingdings" w:hint="default"/>
+      </w:rPr>
+    </w:lvl>
+    <w:lvl w:ilvl="3" w:tplc="40090001" w:tentative="1">
+      <w:start w:val="1"/>
+      <w:numFmt w:val="bullet"/>
+      <w:lvlText w:val=""/>
+      <w:lvlJc w:val="left"/>
+      <w:pPr>
+        <w:ind w:left="3096" w:hanging="360"/>
+      </w:pPr>
+      <w:rPr>
+        <w:rFonts w:ascii="Symbol" w:hAnsi="Symbol" w:hint="default"/>
+      </w:rPr>
+    </w:lvl>
+    <w:lvl w:ilvl="4" w:tplc="40090003" w:tentative="1">
+      <w:start w:val="1"/>
+      <w:numFmt w:val="bullet"/>
+      <w:lvlText w:val="o"/>
+      <w:lvlJc w:val="left"/>
+      <w:pPr>
+        <w:ind w:left="3816" w:hanging="360"/>
+      </w:pPr>
+      <w:rPr>
+        <w:rFonts w:ascii="Courier New" w:hAnsi="Courier New" w:cs="Courier New" w:hint="default"/>
+      </w:rPr>
+    </w:lvl>
+    <w:lvl w:ilvl="5" w:tplc="40090005" w:tentative="1">
+      <w:start w:val="1"/>
+      <w:numFmt w:val="bullet"/>
+      <w:lvlText w:val=""/>
+      <w:lvlJc w:val="left"/>
+      <w:pPr>
+        <w:ind w:left="4536" w:hanging="360"/>
+      </w:pPr>
+      <w:rPr>
+        <w:rFonts w:ascii="Wingdings" w:hAnsi="Wingdings" w:hint="default"/>
+      </w:rPr>
+    </w:lvl>
+    <w:lvl w:ilvl="6" w:tplc="40090001" w:tentative="1">
+      <w:start w:val="1"/>
+      <w:numFmt w:val="bullet"/>
+      <w:lvlText w:val=""/>
+      <w:lvlJc w:val="left"/>
+      <w:pPr>
+        <w:ind w:left="5256" w:hanging="360"/>
+      </w:pPr>
+      <w:rPr>
+        <w:rFonts w:ascii="Symbol" w:hAnsi="Symbol" w:hint="default"/>
+      </w:rPr>
+    </w:lvl>
+    <w:lvl w:ilvl="7" w:tplc="40090003" w:tentative="1">
+      <w:start w:val="1"/>
+      <w:numFmt w:val="bullet"/>
+      <w:lvlText w:val="o"/>
+      <w:lvlJc w:val="left"/>
+      <w:pPr>
+        <w:ind w:left="5976" w:hanging="360"/>
+      </w:pPr>
+      <w:rPr>
+        <w:rFonts w:ascii="Courier New" w:hAnsi="Courier New" w:cs="Courier New" w:hint="default"/>
+      </w:rPr>
+    </w:lvl>
+    <w:lvl w:ilvl="8" w:tplc="40090005" w:tentative="1">
+      <w:start w:val="1"/>
+      <w:numFmt w:val="bullet"/>
+      <w:lvlText w:val=""/>
+      <w:lvlJc w:val="left"/>
+      <w:pPr>
+        <w:ind w:left="6696" w:hanging="360"/>
+      </w:pPr>
+      <w:rPr>
+        <w:rFonts w:ascii="Wingdings" w:hAnsi="Wingdings" w:hint="default"/>
+      </w:rPr>
+    </w:lvl>
+  </w:abstractNum>
+  <w:abstractNum w:abstractNumId="8" w15:restartNumberingAfterBreak="0">
+    <w:nsid w:val="6E7F4160"/>
+    <w:multiLevelType w:val="hybridMultilevel"/>
+    <w:tmpl w:val="97FC3D6C"/>
+    <w:lvl w:ilvl="0" w:tplc="40090001">
+      <w:start w:val="1"/>
+      <w:numFmt w:val="bullet"/>
+      <w:lvlText w:val=""/>
+      <w:lvlJc w:val="left"/>
+      <w:pPr>
+        <w:ind w:left="936" w:hanging="360"/>
+      </w:pPr>
+      <w:rPr>
+        <w:rFonts w:ascii="Symbol" w:hAnsi="Symbol" w:hint="default"/>
+      </w:rPr>
+    </w:lvl>
+    <w:lvl w:ilvl="1" w:tplc="40090003" w:tentative="1">
+      <w:start w:val="1"/>
+      <w:numFmt w:val="bullet"/>
+      <w:lvlText w:val="o"/>
+      <w:lvlJc w:val="left"/>
+      <w:pPr>
+        <w:ind w:left="1656" w:hanging="360"/>
+      </w:pPr>
+      <w:rPr>
+        <w:rFonts w:ascii="Courier New" w:hAnsi="Courier New" w:cs="Courier New" w:hint="default"/>
+      </w:rPr>
+    </w:lvl>
+    <w:lvl w:ilvl="2" w:tplc="40090005" w:tentative="1">
+      <w:start w:val="1"/>
+      <w:numFmt w:val="bullet"/>
+      <w:lvlText w:val=""/>
+      <w:lvlJc w:val="left"/>
+      <w:pPr>
+        <w:ind w:left="2376" w:hanging="360"/>
+      </w:pPr>
+      <w:rPr>
+        <w:rFonts w:ascii="Wingdings" w:hAnsi="Wingdings" w:hint="default"/>
+      </w:rPr>
+    </w:lvl>
+    <w:lvl w:ilvl="3" w:tplc="40090001" w:tentative="1">
+      <w:start w:val="1"/>
+      <w:numFmt w:val="bullet"/>
+      <w:lvlText w:val=""/>
+      <w:lvlJc w:val="left"/>
+      <w:pPr>
+        <w:ind w:left="3096" w:hanging="360"/>
+      </w:pPr>
+      <w:rPr>
+        <w:rFonts w:ascii="Symbol" w:hAnsi="Symbol" w:hint="default"/>
+      </w:rPr>
+    </w:lvl>
+    <w:lvl w:ilvl="4" w:tplc="40090003" w:tentative="1">
+      <w:start w:val="1"/>
+      <w:numFmt w:val="bullet"/>
+      <w:lvlText w:val="o"/>
+      <w:lvlJc w:val="left"/>
+      <w:pPr>
+        <w:ind w:left="3816" w:hanging="360"/>
+      </w:pPr>
+      <w:rPr>
+        <w:rFonts w:ascii="Courier New" w:hAnsi="Courier New" w:cs="Courier New" w:hint="default"/>
+      </w:rPr>
+    </w:lvl>
+    <w:lvl w:ilvl="5" w:tplc="40090005" w:tentative="1">
+      <w:start w:val="1"/>
+      <w:numFmt w:val="bullet"/>
+      <w:lvlText w:val=""/>
+      <w:lvlJc w:val="left"/>
+      <w:pPr>
+        <w:ind w:left="4536" w:hanging="360"/>
+      </w:pPr>
+      <w:rPr>
+        <w:rFonts w:ascii="Wingdings" w:hAnsi="Wingdings" w:hint="default"/>
+      </w:rPr>
+    </w:lvl>
+    <w:lvl w:ilvl="6" w:tplc="40090001" w:tentative="1">
+      <w:start w:val="1"/>
+      <w:numFmt w:val="bullet"/>
+      <w:lvlText w:val=""/>
+      <w:lvlJc w:val="left"/>
+      <w:pPr>
+        <w:ind w:left="5256" w:hanging="360"/>
+      </w:pPr>
+      <w:rPr>
+        <w:rFonts w:ascii="Symbol" w:hAnsi="Symbol" w:hint="default"/>
+      </w:rPr>
+    </w:lvl>
+    <w:lvl w:ilvl="7" w:tplc="40090003" w:tentative="1">
+      <w:start w:val="1"/>
+      <w:numFmt w:val="bullet"/>
+      <w:lvlText w:val="o"/>
+      <w:lvlJc w:val="left"/>
+      <w:pPr>
+        <w:ind w:left="5976" w:hanging="360"/>
+      </w:pPr>
+      <w:rPr>
+        <w:rFonts w:ascii="Courier New" w:hAnsi="Courier New" w:cs="Courier New" w:hint="default"/>
+      </w:rPr>
+    </w:lvl>
+    <w:lvl w:ilvl="8" w:tplc="40090005" w:tentative="1">
+      <w:start w:val="1"/>
+      <w:numFmt w:val="bullet"/>
+      <w:lvlText w:val=""/>
+      <w:lvlJc w:val="left"/>
+      <w:pPr>
+        <w:ind w:left="6696" w:hanging="360"/>
+      </w:pPr>
+      <w:rPr>
+        <w:rFonts w:ascii="Wingdings" w:hAnsi="Wingdings" w:hint="default"/>
+      </w:rPr>
+    </w:lvl>
+  </w:abstractNum>
+  <w:abstractNum w:abstractNumId="9" w15:restartNumberingAfterBreak="0">
+    <w:nsid w:val="72E4532C"/>
+    <w:multiLevelType w:val="hybridMultilevel"/>
+    <w:tmpl w:val="0406C5BC"/>
+    <w:lvl w:ilvl="0" w:tplc="1376DFB2">
+      <w:numFmt w:val="bullet"/>
+      <w:lvlText w:val=""/>
+      <w:lvlJc w:val="left"/>
+      <w:pPr>
+        <w:ind w:left="936" w:hanging="360"/>
+      </w:pPr>
+      <w:rPr>
+        <w:rFonts w:ascii="Calibri" w:eastAsia="Calibri" w:hAnsi="Calibri" w:cs="Calibri" w:hint="default"/>
+      </w:rPr>
+    </w:lvl>
+    <w:lvl w:ilvl="1" w:tplc="40090003" w:tentative="1">
+      <w:start w:val="1"/>
+      <w:numFmt w:val="bullet"/>
+      <w:lvlText w:val="o"/>
+      <w:lvlJc w:val="left"/>
+      <w:pPr>
+        <w:ind w:left="1800" w:hanging="360"/>
+      </w:pPr>
+      <w:rPr>
+        <w:rFonts w:ascii="Courier New" w:hAnsi="Courier New" w:cs="Courier New" w:hint="default"/>
+      </w:rPr>
+    </w:lvl>
+    <w:lvl w:ilvl="2" w:tplc="40090005" w:tentative="1">
+      <w:start w:val="1"/>
+      <w:numFmt w:val="bullet"/>
+      <w:lvlText w:val=""/>
+      <w:lvlJc w:val="left"/>
+      <w:pPr>
+        <w:ind w:left="2520" w:hanging="360"/>
+      </w:pPr>
+      <w:rPr>
+        <w:rFonts w:ascii="Wingdings" w:hAnsi="Wingdings" w:hint="default"/>
+      </w:rPr>
+    </w:lvl>
+    <w:lvl w:ilvl="3" w:tplc="40090001" w:tentative="1">
+      <w:start w:val="1"/>
+      <w:numFmt w:val="bullet"/>
+      <w:lvlText w:val=""/>
+      <w:lvlJc w:val="left"/>
+      <w:pPr>
+        <w:ind w:left="3240" w:hanging="360"/>
+      </w:pPr>
+      <w:rPr>
+        <w:rFonts w:ascii="Symbol" w:hAnsi="Symbol" w:hint="default"/>
+      </w:rPr>
+    </w:lvl>
+    <w:lvl w:ilvl="4" w:tplc="40090003" w:tentative="1">
+      <w:start w:val="1"/>
+      <w:numFmt w:val="bullet"/>
+      <w:lvlText w:val="o"/>
+      <w:lvlJc w:val="left"/>
+      <w:pPr>
+        <w:ind w:left="3960" w:hanging="360"/>
+      </w:pPr>
+      <w:rPr>
+        <w:rFonts w:ascii="Courier New" w:hAnsi="Courier New" w:cs="Courier New" w:hint="default"/>
+      </w:rPr>
+    </w:lvl>
+    <w:lvl w:ilvl="5" w:tplc="40090005" w:tentative="1">
+      <w:start w:val="1"/>
+      <w:numFmt w:val="bullet"/>
+      <w:lvlText w:val=""/>
+      <w:lvlJc w:val="left"/>
+      <w:pPr>
+        <w:ind w:left="4680" w:hanging="360"/>
+      </w:pPr>
+      <w:rPr>
+        <w:rFonts w:ascii="Wingdings" w:hAnsi="Wingdings" w:hint="default"/>
+      </w:rPr>
+    </w:lvl>
+    <w:lvl w:ilvl="6" w:tplc="40090001" w:tentative="1">
+      <w:start w:val="1"/>
+      <w:numFmt w:val="bullet"/>
+      <w:lvlText w:val=""/>
+      <w:lvlJc w:val="left"/>
+      <w:pPr>
+        <w:ind w:left="5400" w:hanging="360"/>
+      </w:pPr>
+      <w:rPr>
+        <w:rFonts w:ascii="Symbol" w:hAnsi="Symbol" w:hint="default"/>
+      </w:rPr>
+    </w:lvl>
+    <w:lvl w:ilvl="7" w:tplc="40090003" w:tentative="1">
+      <w:start w:val="1"/>
+      <w:numFmt w:val="bullet"/>
+      <w:lvlText w:val="o"/>
+      <w:lvlJc w:val="left"/>
+      <w:pPr>
+        <w:ind w:left="6120" w:hanging="360"/>
+      </w:pPr>
+      <w:rPr>
+        <w:rFonts w:ascii="Courier New" w:hAnsi="Courier New" w:cs="Courier New" w:hint="default"/>
+      </w:rPr>
+    </w:lvl>
+    <w:lvl w:ilvl="8" w:tplc="40090005" w:tentative="1">
+      <w:start w:val="1"/>
+      <w:numFmt w:val="bullet"/>
+      <w:lvlText w:val=""/>
+      <w:lvlJc w:val="left"/>
+      <w:pPr>
+        <w:ind w:left="6840" w:hanging="360"/>
+      </w:pPr>
+      <w:rPr>
+        <w:rFonts w:ascii="Wingdings" w:hAnsi="Wingdings" w:hint="default"/>
+      </w:rPr>
+    </w:lvl>
+  </w:abstractNum>
+  <w:abstractNum w:abstractNumId="10" w15:restartNumberingAfterBreak="0">
     <w:nsid w:val="74256ED1"/>
     <w:multiLevelType w:val="hybridMultilevel"/>
     <w:tmpl w:val="7E6ED622"/>
@@ -3709,7 +4350,120 @@
       </w:rPr>
     </w:lvl>
   </w:abstractNum>
-  <w:abstractNum w:abstractNumId="5" w15:restartNumberingAfterBreak="0">
+  <w:abstractNum w:abstractNumId="11" w15:restartNumberingAfterBreak="0">
+    <w:nsid w:val="76695993"/>
+    <w:multiLevelType w:val="hybridMultilevel"/>
+    <w:tmpl w:val="3E42BD82"/>
+    <w:lvl w:ilvl="0" w:tplc="40090001">
+      <w:start w:val="1"/>
+      <w:numFmt w:val="bullet"/>
+      <w:lvlText w:val=""/>
+      <w:lvlJc w:val="left"/>
+      <w:pPr>
+        <w:ind w:left="720" w:hanging="360"/>
+      </w:pPr>
+      <w:rPr>
+        <w:rFonts w:ascii="Symbol" w:hAnsi="Symbol" w:hint="default"/>
+      </w:rPr>
+    </w:lvl>
+    <w:lvl w:ilvl="1" w:tplc="40090003" w:tentative="1">
+      <w:start w:val="1"/>
+      <w:numFmt w:val="bullet"/>
+      <w:lvlText w:val="o"/>
+      <w:lvlJc w:val="left"/>
+      <w:pPr>
+        <w:ind w:left="1440" w:hanging="360"/>
+      </w:pPr>
+      <w:rPr>
+        <w:rFonts w:ascii="Courier New" w:hAnsi="Courier New" w:cs="Courier New" w:hint="default"/>
+      </w:rPr>
+    </w:lvl>
+    <w:lvl w:ilvl="2" w:tplc="40090005" w:tentative="1">
+      <w:start w:val="1"/>
+      <w:numFmt w:val="bullet"/>
+      <w:lvlText w:val=""/>
+      <w:lvlJc w:val="left"/>
+      <w:pPr>
+        <w:ind w:left="2160" w:hanging="360"/>
+      </w:pPr>
+      <w:rPr>
+        <w:rFonts w:ascii="Wingdings" w:hAnsi="Wingdings" w:hint="default"/>
+      </w:rPr>
+    </w:lvl>
+    <w:lvl w:ilvl="3" w:tplc="40090001" w:tentative="1">
+      <w:start w:val="1"/>
+      <w:numFmt w:val="bullet"/>
+      <w:lvlText w:val=""/>
+      <w:lvlJc w:val="left"/>
+      <w:pPr>
+        <w:ind w:left="2880" w:hanging="360"/>
+      </w:pPr>
+      <w:rPr>
+        <w:rFonts w:ascii="Symbol" w:hAnsi="Symbol" w:hint="default"/>
+      </w:rPr>
+    </w:lvl>
+    <w:lvl w:ilvl="4" w:tplc="40090003" w:tentative="1">
+      <w:start w:val="1"/>
+      <w:numFmt w:val="bullet"/>
+      <w:lvlText w:val="o"/>
+      <w:lvlJc w:val="left"/>
+      <w:pPr>
+        <w:ind w:left="3600" w:hanging="360"/>
+      </w:pPr>
+      <w:rPr>
+        <w:rFonts w:ascii="Courier New" w:hAnsi="Courier New" w:cs="Courier New" w:hint="default"/>
+      </w:rPr>
+    </w:lvl>
+    <w:lvl w:ilvl="5" w:tplc="40090005" w:tentative="1">
+      <w:start w:val="1"/>
+      <w:numFmt w:val="bullet"/>
+      <w:lvlText w:val=""/>
+      <w:lvlJc w:val="left"/>
+      <w:pPr>
+        <w:ind w:left="4320" w:hanging="360"/>
+      </w:pPr>
+      <w:rPr>
+        <w:rFonts w:ascii="Wingdings" w:hAnsi="Wingdings" w:hint="default"/>
+      </w:rPr>
+    </w:lvl>
+    <w:lvl w:ilvl="6" w:tplc="40090001" w:tentative="1">
+      <w:start w:val="1"/>
+      <w:numFmt w:val="bullet"/>
+      <w:lvlText w:val=""/>
+      <w:lvlJc w:val="left"/>
+      <w:pPr>
+        <w:ind w:left="5040" w:hanging="360"/>
+      </w:pPr>
+      <w:rPr>
+        <w:rFonts w:ascii="Symbol" w:hAnsi="Symbol" w:hint="default"/>
+      </w:rPr>
+    </w:lvl>
+    <w:lvl w:ilvl="7" w:tplc="40090003" w:tentative="1">
+      <w:start w:val="1"/>
+      <w:numFmt w:val="bullet"/>
+      <w:lvlText w:val="o"/>
+      <w:lvlJc w:val="left"/>
+      <w:pPr>
+        <w:ind w:left="5760" w:hanging="360"/>
+      </w:pPr>
+      <w:rPr>
+        <w:rFonts w:ascii="Courier New" w:hAnsi="Courier New" w:cs="Courier New" w:hint="default"/>
+      </w:rPr>
+    </w:lvl>
+    <w:lvl w:ilvl="8" w:tplc="40090005" w:tentative="1">
+      <w:start w:val="1"/>
+      <w:numFmt w:val="bullet"/>
+      <w:lvlText w:val=""/>
+      <w:lvlJc w:val="left"/>
+      <w:pPr>
+        <w:ind w:left="6480" w:hanging="360"/>
+      </w:pPr>
+      <w:rPr>
+        <w:rFonts w:ascii="Wingdings" w:hAnsi="Wingdings" w:hint="default"/>
+      </w:rPr>
+    </w:lvl>
+  </w:abstractNum>
+  <w:abstractNum w:abstractNumId="12" w15:restartNumberingAfterBreak="0">
     <w:nsid w:val="7EBF4217"/>
     <w:multiLevelType w:val="hybridMultilevel"/>
     <w:tmpl w:val="4A2C0476"/>
@@ -3827,22 +4581,43 @@
     </w:lvl>
   </w:abstractNum>
   <w:num w:numId="1" w16cid:durableId="1594167318">
+    <w:abstractNumId w:val="12"/>
+  </w:num>
+  <w:num w:numId="2" w16cid:durableId="1914965527">
+    <w:abstractNumId w:val="10"/>
+  </w:num>
+  <w:num w:numId="3" w16cid:durableId="900677717">
+    <w:abstractNumId w:val="4"/>
+  </w:num>
+  <w:num w:numId="4" w16cid:durableId="762843164">
+    <w:abstractNumId w:val="3"/>
+  </w:num>
+  <w:num w:numId="5" w16cid:durableId="782500498">
     <w:abstractNumId w:val="5"/>
   </w:num>
-  <w:num w:numId="2" w16cid:durableId="1914965527">
-    <w:abstractNumId w:val="4"/>
+  <w:num w:numId="6" w16cid:durableId="1871839758">
+    <w:abstractNumId w:val="6"/>
   </w:num>
-  <w:num w:numId="3" w16cid:durableId="900677717">
+  <w:num w:numId="7" w16cid:durableId="2062702589">
+    <w:abstractNumId w:val="7"/>
+  </w:num>
+  <w:num w:numId="8" w16cid:durableId="306588437">
+    <w:abstractNumId w:val="11"/>
+  </w:num>
+  <w:num w:numId="9" w16cid:durableId="794519696">
+    <w:abstractNumId w:val="2"/>
+  </w:num>
+  <w:num w:numId="10" w16cid:durableId="811097593">
+    <w:abstractNumId w:val="8"/>
+  </w:num>
+  <w:num w:numId="11" w16cid:durableId="2044868568">
+    <w:abstractNumId w:val="0"/>
+  </w:num>
+  <w:num w:numId="12" w16cid:durableId="1567259079">
     <w:abstractNumId w:val="1"/>
   </w:num>
-  <w:num w:numId="4" w16cid:durableId="762843164">
-    <w:abstractNumId w:val="0"/>
-  </w:num>
-  <w:num w:numId="5" w16cid:durableId="782500498">
-    <w:abstractNumId w:val="2"/>
-  </w:num>
-  <w:num w:numId="6" w16cid:durableId="1871839758">
-    <w:abstractNumId w:val="3"/>
+  <w:num w:numId="13" w16cid:durableId="1701663118">
+    <w:abstractNumId w:val="9"/>
   </w:num>
 </w:numbering>
 </file>
@@ -4292,6 +5067,29 @@
       <w:szCs w:val="26"/>
     </w:rPr>
   </w:style>
+  <w:style w:type="paragraph" w:styleId="Heading3">
+    <w:name w:val="heading 3"/>
+    <w:basedOn w:val="Normal"/>
+    <w:next w:val="Normal"/>
+    <w:link w:val="Heading3Char"/>
+    <w:uiPriority w:val="9"/>
+    <w:semiHidden/>
+    <w:unhideWhenUsed/>
+    <w:qFormat/>
+    <w:rsid w:val="00523F80"/>
+    <w:pPr>
+      <w:keepNext/>
+      <w:keepLines/>
+      <w:spacing w:before="40"/>
+      <w:outlineLvl w:val="2"/>
+    </w:pPr>
+    <w:rPr>
+      <w:rFonts w:asciiTheme="majorHAnsi" w:eastAsiaTheme="majorEastAsia" w:hAnsiTheme="majorHAnsi" w:cstheme="majorBidi"/>
+      <w:color w:val="243F60" w:themeColor="accent1" w:themeShade="7F"/>
+      <w:sz w:val="24"/>
+      <w:szCs w:val="24"/>
+    </w:rPr>
+  </w:style>
   <w:style w:type="character" w:default="1" w:styleId="DefaultParagraphFont">
     <w:name w:val="Default Paragraph Font"/>
     <w:uiPriority w:val="1"/>
@@ -4410,6 +5208,20 @@
     <w:rPr>
       <w:color w:val="800080" w:themeColor="followedHyperlink"/>
       <w:u w:val="single"/>
+    </w:rPr>
+  </w:style>
+  <w:style w:type="character" w:customStyle="1" w:styleId="Heading3Char">
+    <w:name w:val="Heading 3 Char"/>
+    <w:basedOn w:val="DefaultParagraphFont"/>
+    <w:link w:val="Heading3"/>
+    <w:uiPriority w:val="9"/>
+    <w:semiHidden/>
+    <w:rsid w:val="00523F80"/>
+    <w:rPr>
+      <w:rFonts w:asciiTheme="majorHAnsi" w:eastAsiaTheme="majorEastAsia" w:hAnsiTheme="majorHAnsi" w:cstheme="majorBidi"/>
+      <w:color w:val="243F60" w:themeColor="accent1" w:themeShade="7F"/>
+      <w:sz w:val="24"/>
+      <w:szCs w:val="24"/>
     </w:rPr>
   </w:style>
 </w:styles>

--- a/Rithikha_Resume.docx
+++ b/Rithikha_Resume.docx
@@ -1120,15 +1120,35 @@
           <w:b/>
           <w:bCs/>
         </w:rPr>
-        <w:t>Visteon Scholar – Visteon Scholar Program</w:t>
+        <w:t>Visteon Scholar – Visteon Scholar Progra</w:t>
       </w:r>
       <w:r>
         <w:rPr>
           <w:b/>
           <w:bCs/>
         </w:rPr>
-        <w:tab/>
-        <w:t>2025 – Present</w:t>
+        <w:t xml:space="preserve">m                                                                                                          Jan </w:t>
+      </w:r>
+      <w:r>
+        <w:rPr>
+          <w:b/>
+          <w:bCs/>
+        </w:rPr>
+        <w:t>202</w:t>
+      </w:r>
+      <w:r>
+        <w:rPr>
+          <w:b/>
+          <w:bCs/>
+        </w:rPr>
+        <w:t>6</w:t>
+      </w:r>
+      <w:r>
+        <w:rPr>
+          <w:b/>
+          <w:bCs/>
+        </w:rPr>
+        <w:t xml:space="preserve"> – Present</w:t>
       </w:r>
     </w:p>
     <w:p>
@@ -1528,7 +1548,25 @@
           <w:w w:val="115"/>
           <w:sz w:val="20"/>
         </w:rPr>
-        <w:t xml:space="preserve">                                          </w:t>
+        <w:t xml:space="preserve">                                         </w:t>
+      </w:r>
+      <w:r>
+        <w:rPr>
+          <w:i/>
+          <w:spacing w:val="-2"/>
+          <w:w w:val="115"/>
+          <w:sz w:val="20"/>
+        </w:rPr>
+        <w:t xml:space="preserve"> </w:t>
+      </w:r>
+      <w:r>
+        <w:rPr>
+          <w:i/>
+          <w:spacing w:val="-2"/>
+          <w:w w:val="115"/>
+          <w:sz w:val="20"/>
+        </w:rPr>
+        <w:t xml:space="preserve"> </w:t>
       </w:r>
       <w:r>
         <w:rPr>
@@ -5093,6 +5131,7 @@
   <w:style w:type="character" w:default="1" w:styleId="DefaultParagraphFont">
     <w:name w:val="Default Paragraph Font"/>
     <w:uiPriority w:val="1"/>
+    <w:semiHidden/>
     <w:unhideWhenUsed/>
   </w:style>
   <w:style w:type="table" w:default="1" w:styleId="TableNormal">
